--- a/DAY-8 (DOCKER Part-2)/Lab Exercise 4- Working with Docker Networking.docx
+++ b/DAY-8 (DOCKER Part-2)/Lab Exercise 4- Working with Docker Networking.docx
@@ -1,14 +1,13 @@
 
 <file path=word/document.xml><?xml version="1.0" encoding="utf-8"?>
-<w:document xmlns:o="urn:schemas-microsoft-com:office:office" xmlns:r="http://schemas.openxmlformats.org/officeDocument/2006/relationships" xmlns:v="urn:schemas-microsoft-com:vml" xmlns:w="http://schemas.openxmlformats.org/wordprocessingml/2006/main" xmlns:w10="urn:schemas-microsoft-com:office:word" xmlns:wp="http://schemas.openxmlformats.org/drawingml/2006/wordprocessingDrawing" xmlns:wps="http://schemas.microsoft.com/office/word/2010/wordprocessingShape" xmlns:wpg="http://schemas.microsoft.com/office/word/2010/wordprocessingGroup" xmlns:mc="http://schemas.openxmlformats.org/markup-compatibility/2006" xmlns:wp14="http://schemas.microsoft.com/office/word/2010/wordprocessingDrawing" xmlns:w14="http://schemas.microsoft.com/office/word/2010/wordml" mc:Ignorable="w14 wp14">
+<w:document xmlns:wpc="http://schemas.microsoft.com/office/word/2010/wordprocessingCanvas" xmlns:cx="http://schemas.microsoft.com/office/drawing/2014/chartex" xmlns:cx1="http://schemas.microsoft.com/office/drawing/2015/9/8/chartex" xmlns:cx2="http://schemas.microsoft.com/office/drawing/2015/10/21/chartex" xmlns:cx3="http://schemas.microsoft.com/office/drawing/2016/5/9/chartex" xmlns:cx4="http://schemas.microsoft.com/office/drawing/2016/5/10/chartex" xmlns:cx5="http://schemas.microsoft.com/office/drawing/2016/5/11/chartex" xmlns:cx6="http://schemas.microsoft.com/office/drawing/2016/5/12/chartex" xmlns:cx7="http://schemas.microsoft.com/office/drawing/2016/5/13/chartex" xmlns:cx8="http://schemas.microsoft.com/office/drawing/2016/5/14/chartex" xmlns:mc="http://schemas.openxmlformats.org/markup-compatibility/2006" xmlns:aink="http://schemas.microsoft.com/office/drawing/2016/ink" xmlns:am3d="http://schemas.microsoft.com/office/drawing/2017/model3d" xmlns:o="urn:schemas-microsoft-com:office:office" xmlns:oel="http://schemas.microsoft.com/office/2019/extlst" xmlns:r="http://schemas.openxmlformats.org/officeDocument/2006/relationships" xmlns:m="http://schemas.openxmlformats.org/officeDocument/2006/math" xmlns:v="urn:schemas-microsoft-com:vml" xmlns:wp14="http://schemas.microsoft.com/office/word/2010/wordprocessingDrawing" xmlns:wp="http://schemas.openxmlformats.org/drawingml/2006/wordprocessingDrawing" xmlns:w10="urn:schemas-microsoft-com:office:word" xmlns:w="http://schemas.openxmlformats.org/wordprocessingml/2006/main" xmlns:w14="http://schemas.microsoft.com/office/word/2010/wordml" xmlns:w15="http://schemas.microsoft.com/office/word/2012/wordml" xmlns:w16cex="http://schemas.microsoft.com/office/word/2018/wordml/cex" xmlns:w16cid="http://schemas.microsoft.com/office/word/2016/wordml/cid" xmlns:w16="http://schemas.microsoft.com/office/word/2018/wordml" xmlns:w16du="http://schemas.microsoft.com/office/word/2023/wordml/word16du" xmlns:w16sdtdh="http://schemas.microsoft.com/office/word/2020/wordml/sdtdatahash" xmlns:w16sdtfl="http://schemas.microsoft.com/office/word/2024/wordml/sdtformatlock" xmlns:w16se="http://schemas.microsoft.com/office/word/2015/wordml/symex" xmlns:wpg="http://schemas.microsoft.com/office/word/2010/wordprocessingGroup" xmlns:wpi="http://schemas.microsoft.com/office/word/2010/wordprocessingInk" xmlns:wne="http://schemas.microsoft.com/office/word/2006/wordml" xmlns:wps="http://schemas.microsoft.com/office/word/2010/wordprocessingShape" mc:Ignorable="w14 w15 w16se w16cid w16 w16cex w16sdtdh w16sdtfl w16du wp14">
   <w:body>
     <w:p>
       <w:pPr>
         <w:pStyle w:val="NormalWeb"/>
-        <w:spacing w:lineRule="auto" w:line="480" w:before="0" w:after="0"/>
-        <w:rPr>
-          <w:rFonts w:ascii="Georgia" w:hAnsi="Georgia"/>
-          <w:b/>
+        <w:spacing w:after="0" w:line="480" w:lineRule="auto"/>
+        <w:rPr>
+          <w:rFonts w:ascii="Georgia" w:hAnsi="Georgia"/>
           <w:b/>
           <w:color w:val="000000"/>
           <w:sz w:val="36"/>
@@ -23,35 +22,66 @@
           <w:sz w:val="36"/>
           <w:szCs w:val="32"/>
         </w:rPr>
-        <w:t>Lab Exercise 4- Working with Docker Networking</w:t>
-      </w:r>
-    </w:p>
-    <w:p>
-      <w:pPr>
-        <w:pStyle w:val="NormalWeb"/>
-        <w:spacing w:lineRule="auto" w:line="480" w:before="280" w:after="0"/>
-        <w:rPr>
-          <w:rFonts w:ascii="Georgia" w:hAnsi="Georgia"/>
-          <w:b/>
-          <w:b/>
-          <w:color w:val="000000"/>
-        </w:rPr>
-      </w:pPr>
-      <w:r>
-        <w:rPr>
-          <w:rFonts w:ascii="Georgia" w:hAnsi="Georgia"/>
-          <w:b/>
-          <w:color w:val="000000"/>
-        </w:rPr>
-      </w:r>
-    </w:p>
-    <w:p>
-      <w:pPr>
-        <w:pStyle w:val="NormalWeb"/>
-        <w:spacing w:lineRule="auto" w:line="480" w:before="280" w:after="0"/>
-        <w:rPr>
-          <w:rFonts w:ascii="Georgia" w:hAnsi="Georgia"/>
-          <w:b/>
+        <w:t xml:space="preserve">Lab Exercise </w:t>
+      </w:r>
+      <w:r>
+        <w:rPr>
+          <w:rFonts w:ascii="Georgia" w:hAnsi="Georgia"/>
+          <w:b/>
+          <w:color w:val="000000"/>
+          <w:sz w:val="36"/>
+          <w:szCs w:val="32"/>
+        </w:rPr>
+        <w:t>4-</w:t>
+      </w:r>
+      <w:r>
+        <w:rPr>
+          <w:rFonts w:ascii="Georgia" w:hAnsi="Georgia"/>
+          <w:b/>
+          <w:color w:val="000000"/>
+          <w:sz w:val="36"/>
+          <w:szCs w:val="32"/>
+        </w:rPr>
+        <w:t xml:space="preserve"> </w:t>
+      </w:r>
+      <w:r>
+        <w:rPr>
+          <w:rFonts w:ascii="Georgia" w:hAnsi="Georgia"/>
+          <w:b/>
+          <w:color w:val="000000"/>
+          <w:sz w:val="36"/>
+          <w:szCs w:val="32"/>
+        </w:rPr>
+        <w:t xml:space="preserve">Working with </w:t>
+      </w:r>
+      <w:r>
+        <w:rPr>
+          <w:rFonts w:ascii="Georgia" w:hAnsi="Georgia"/>
+          <w:b/>
+          <w:color w:val="000000"/>
+          <w:sz w:val="36"/>
+          <w:szCs w:val="32"/>
+        </w:rPr>
+        <w:t>Docker Networking</w:t>
+      </w:r>
+    </w:p>
+    <w:p>
+      <w:pPr>
+        <w:pStyle w:val="NormalWeb"/>
+        <w:spacing w:after="0" w:line="480" w:lineRule="auto"/>
+        <w:rPr>
+          <w:rFonts w:ascii="Georgia" w:hAnsi="Georgia"/>
+          <w:b/>
+          <w:color w:val="000000"/>
+        </w:rPr>
+      </w:pPr>
+    </w:p>
+    <w:p>
+      <w:pPr>
+        <w:pStyle w:val="NormalWeb"/>
+        <w:spacing w:after="0" w:line="480" w:lineRule="auto"/>
+        <w:rPr>
+          <w:rFonts w:ascii="Georgia" w:hAnsi="Georgia"/>
           <w:b/>
           <w:color w:val="000000"/>
         </w:rPr>
@@ -68,7 +98,7 @@
     <w:p>
       <w:pPr>
         <w:pStyle w:val="NormalWeb"/>
-        <w:spacing w:lineRule="auto" w:line="480" w:before="280" w:after="0"/>
+        <w:spacing w:after="0" w:line="480" w:lineRule="auto"/>
         <w:rPr>
           <w:rFonts w:ascii="Georgia" w:hAnsi="Georgia"/>
           <w:bCs/>
@@ -89,9 +119,9 @@
         <w:pStyle w:val="NormalWeb"/>
         <w:numPr>
           <w:ilvl w:val="0"/>
-          <w:numId w:val="1"/>
+          <w:numId w:val="7"/>
         </w:numPr>
-        <w:spacing w:lineRule="auto" w:line="480" w:before="280" w:after="0"/>
+        <w:spacing w:after="0" w:line="480" w:lineRule="auto"/>
         <w:ind w:left="709" w:hanging="283"/>
         <w:rPr>
           <w:rFonts w:ascii="Georgia" w:hAnsi="Georgia"/>
@@ -113,9 +143,9 @@
         <w:pStyle w:val="NormalWeb"/>
         <w:numPr>
           <w:ilvl w:val="0"/>
-          <w:numId w:val="1"/>
+          <w:numId w:val="7"/>
         </w:numPr>
-        <w:spacing w:lineRule="auto" w:line="480" w:before="280" w:after="0"/>
+        <w:spacing w:after="0" w:line="480" w:lineRule="auto"/>
         <w:ind w:left="709" w:hanging="283"/>
         <w:rPr>
           <w:rFonts w:ascii="Georgia" w:hAnsi="Georgia"/>
@@ -137,9 +167,9 @@
         <w:pStyle w:val="NormalWeb"/>
         <w:numPr>
           <w:ilvl w:val="0"/>
-          <w:numId w:val="1"/>
+          <w:numId w:val="7"/>
         </w:numPr>
-        <w:spacing w:lineRule="auto" w:line="480" w:before="280" w:after="0"/>
+        <w:spacing w:after="0" w:line="480" w:lineRule="auto"/>
         <w:ind w:left="709" w:hanging="283"/>
         <w:rPr>
           <w:rFonts w:ascii="Georgia" w:hAnsi="Georgia"/>
@@ -159,10 +189,9 @@
     <w:p>
       <w:pPr>
         <w:pStyle w:val="NormalWeb"/>
-        <w:spacing w:lineRule="auto" w:line="480" w:before="280" w:after="0"/>
-        <w:rPr>
-          <w:rFonts w:ascii="Georgia" w:hAnsi="Georgia"/>
-          <w:b/>
+        <w:spacing w:after="0" w:line="480" w:lineRule="auto"/>
+        <w:rPr>
+          <w:rFonts w:ascii="Georgia" w:hAnsi="Georgia"/>
           <w:b/>
           <w:color w:val="000000"/>
         </w:rPr>
@@ -179,7 +208,7 @@
     <w:p>
       <w:pPr>
         <w:pStyle w:val="NormalWeb"/>
-        <w:spacing w:lineRule="auto" w:line="480" w:before="280" w:after="0"/>
+        <w:spacing w:after="0" w:line="480" w:lineRule="auto"/>
         <w:rPr>
           <w:rFonts w:ascii="Georgia" w:hAnsi="Georgia"/>
           <w:bCs/>
@@ -199,13 +228,13 @@
       <w:pPr>
         <w:pStyle w:val="NormalWeb"/>
         <w:pBdr>
-          <w:top w:val="single" w:sz="4" w:space="1" w:color="000000"/>
-          <w:left w:val="single" w:sz="4" w:space="4" w:color="000000"/>
-          <w:bottom w:val="single" w:sz="4" w:space="1" w:color="000000"/>
-          <w:right w:val="single" w:sz="4" w:space="4" w:color="000000"/>
+          <w:top w:val="single" w:sz="4" w:space="1" w:color="auto"/>
+          <w:left w:val="single" w:sz="4" w:space="4" w:color="auto"/>
+          <w:bottom w:val="single" w:sz="4" w:space="1" w:color="auto"/>
+          <w:right w:val="single" w:sz="4" w:space="4" w:color="auto"/>
         </w:pBdr>
-        <w:shd w:val="clear" w:color="auto" w:fill="BFBFBF" w:themeFill="background1" w:themeFillShade="bf"/>
-        <w:spacing w:lineRule="auto" w:line="480" w:before="280" w:after="0"/>
+        <w:shd w:val="clear" w:color="auto" w:fill="BFBFBF" w:themeFill="background1" w:themeFillShade="BF"/>
+        <w:spacing w:after="0" w:line="480" w:lineRule="auto"/>
         <w:rPr>
           <w:rFonts w:ascii="Georgia" w:hAnsi="Georgia"/>
           <w:bCs/>
@@ -224,34 +253,51 @@
     <w:p>
       <w:pPr>
         <w:pStyle w:val="NormalWeb"/>
-        <w:spacing w:lineRule="auto" w:line="480" w:before="280" w:after="0"/>
-        <w:rPr>
-          <w:rFonts w:ascii="Georgia" w:hAnsi="Georgia"/>
-          <w:b/>
-          <w:b/>
-          <w:color w:val="000000"/>
-        </w:rPr>
-      </w:pPr>
-      <w:r>
-        <w:rPr>
-          <w:rFonts w:ascii="Georgia" w:hAnsi="Georgia"/>
-          <w:b/>
-          <w:color w:val="000000"/>
-        </w:rPr>
-        <w:t>1.2. Inspect the Bridge Network</w:t>
+        <w:spacing w:after="0" w:line="480" w:lineRule="auto"/>
+        <w:rPr>
+          <w:rFonts w:ascii="Georgia" w:hAnsi="Georgia"/>
+          <w:b/>
+          <w:color w:val="000000"/>
+        </w:rPr>
+      </w:pPr>
+      <w:r>
+        <w:rPr>
+          <w:rFonts w:ascii="Georgia" w:hAnsi="Georgia"/>
+          <w:b/>
+          <w:color w:val="000000"/>
+        </w:rPr>
+        <w:t xml:space="preserve">1.2. </w:t>
+      </w:r>
+      <w:proofErr w:type="gramStart"/>
+      <w:r>
+        <w:rPr>
+          <w:rFonts w:ascii="Georgia" w:hAnsi="Georgia"/>
+          <w:b/>
+          <w:color w:val="000000"/>
+        </w:rPr>
+        <w:t>Inspect</w:t>
+      </w:r>
+      <w:proofErr w:type="gramEnd"/>
+      <w:r>
+        <w:rPr>
+          <w:rFonts w:ascii="Georgia" w:hAnsi="Georgia"/>
+          <w:b/>
+          <w:color w:val="000000"/>
+        </w:rPr>
+        <w:t xml:space="preserve"> the Bridge Network</w:t>
       </w:r>
     </w:p>
     <w:p>
       <w:pPr>
         <w:pStyle w:val="NormalWeb"/>
         <w:pBdr>
-          <w:top w:val="single" w:sz="4" w:space="1" w:color="000000"/>
-          <w:left w:val="single" w:sz="4" w:space="4" w:color="000000"/>
-          <w:bottom w:val="single" w:sz="4" w:space="1" w:color="000000"/>
-          <w:right w:val="single" w:sz="4" w:space="4" w:color="000000"/>
+          <w:top w:val="single" w:sz="4" w:space="1" w:color="auto"/>
+          <w:left w:val="single" w:sz="4" w:space="4" w:color="auto"/>
+          <w:bottom w:val="single" w:sz="4" w:space="1" w:color="auto"/>
+          <w:right w:val="single" w:sz="4" w:space="4" w:color="auto"/>
         </w:pBdr>
-        <w:shd w:val="clear" w:color="auto" w:fill="BFBFBF" w:themeFill="background1" w:themeFillShade="bf"/>
-        <w:spacing w:lineRule="auto" w:line="480" w:before="280" w:after="0"/>
+        <w:shd w:val="clear" w:color="auto" w:fill="BFBFBF" w:themeFill="background1" w:themeFillShade="BF"/>
+        <w:spacing w:after="0" w:line="480" w:lineRule="auto"/>
         <w:rPr>
           <w:rFonts w:ascii="Georgia" w:hAnsi="Georgia"/>
           <w:bCs/>
@@ -270,7 +316,7 @@
     <w:p>
       <w:pPr>
         <w:pStyle w:val="NormalWeb"/>
-        <w:spacing w:lineRule="auto" w:line="480" w:before="280" w:after="0"/>
+        <w:spacing w:after="0" w:line="480" w:lineRule="auto"/>
         <w:rPr>
           <w:rFonts w:ascii="Georgia" w:hAnsi="Georgia"/>
           <w:bCs/>
@@ -289,10 +335,9 @@
     <w:p>
       <w:pPr>
         <w:pStyle w:val="NormalWeb"/>
-        <w:spacing w:lineRule="auto" w:line="480" w:before="280" w:after="0"/>
-        <w:rPr>
-          <w:rFonts w:ascii="Georgia" w:hAnsi="Georgia"/>
-          <w:b/>
+        <w:spacing w:after="0" w:line="480" w:lineRule="auto"/>
+        <w:rPr>
+          <w:rFonts w:ascii="Georgia" w:hAnsi="Georgia"/>
           <w:b/>
           <w:color w:val="000000"/>
         </w:rPr>
@@ -309,10 +354,9 @@
     <w:p>
       <w:pPr>
         <w:pStyle w:val="NormalWeb"/>
-        <w:spacing w:lineRule="auto" w:line="480" w:before="280" w:after="0"/>
-        <w:rPr>
-          <w:rFonts w:ascii="Georgia" w:hAnsi="Georgia"/>
-          <w:b/>
+        <w:spacing w:after="0" w:line="480" w:lineRule="auto"/>
+        <w:rPr>
+          <w:rFonts w:ascii="Georgia" w:hAnsi="Georgia"/>
           <w:b/>
           <w:color w:val="000000"/>
         </w:rPr>
@@ -329,7 +373,7 @@
     <w:p>
       <w:pPr>
         <w:pStyle w:val="NormalWeb"/>
-        <w:spacing w:lineRule="auto" w:line="480" w:before="280" w:after="0"/>
+        <w:spacing w:after="0" w:line="480" w:lineRule="auto"/>
         <w:rPr>
           <w:rFonts w:ascii="Georgia" w:hAnsi="Georgia"/>
           <w:bCs/>
@@ -349,35 +393,35 @@
       <w:pPr>
         <w:pStyle w:val="NormalWeb"/>
         <w:pBdr>
-          <w:top w:val="single" w:sz="4" w:space="1" w:color="000000"/>
-          <w:left w:val="single" w:sz="4" w:space="4" w:color="000000"/>
-          <w:bottom w:val="single" w:sz="4" w:space="1" w:color="000000"/>
-          <w:right w:val="single" w:sz="4" w:space="4" w:color="000000"/>
+          <w:top w:val="single" w:sz="4" w:space="1" w:color="auto"/>
+          <w:left w:val="single" w:sz="4" w:space="4" w:color="auto"/>
+          <w:bottom w:val="single" w:sz="4" w:space="1" w:color="auto"/>
+          <w:right w:val="single" w:sz="4" w:space="4" w:color="auto"/>
         </w:pBdr>
-        <w:shd w:val="clear" w:color="auto" w:fill="BFBFBF" w:themeFill="background1" w:themeFillShade="bf"/>
-        <w:spacing w:lineRule="auto" w:line="480" w:before="280" w:after="0"/>
-        <w:rPr>
-          <w:rFonts w:ascii="Georgia" w:hAnsi="Georgia"/>
-          <w:bCs/>
-          <w:color w:val="000000"/>
-        </w:rPr>
-      </w:pPr>
-      <w:r>
-        <w:rPr>
-          <w:rFonts w:ascii="Georgia" w:hAnsi="Georgia"/>
-          <w:bCs/>
-          <w:color w:val="000000"/>
-        </w:rPr>
+        <w:shd w:val="clear" w:color="auto" w:fill="BFBFBF" w:themeFill="background1" w:themeFillShade="BF"/>
+        <w:spacing w:after="0" w:line="480" w:lineRule="auto"/>
+        <w:rPr>
+          <w:rFonts w:ascii="Georgia" w:hAnsi="Georgia"/>
+          <w:bCs/>
+          <w:color w:val="000000"/>
+        </w:rPr>
+      </w:pPr>
+      <w:r>
+        <w:rPr>
+          <w:rFonts w:ascii="Georgia" w:hAnsi="Georgia"/>
+          <w:bCs/>
+          <w:color w:val="000000"/>
+        </w:rPr>
+        <w:lastRenderedPageBreak/>
         <w:t>docker network create my_bridge</w:t>
       </w:r>
     </w:p>
     <w:p>
       <w:pPr>
         <w:pStyle w:val="NormalWeb"/>
-        <w:spacing w:lineRule="auto" w:line="480" w:before="280" w:after="0"/>
-        <w:rPr>
-          <w:rFonts w:ascii="Georgia" w:hAnsi="Georgia"/>
-          <w:b/>
+        <w:spacing w:after="0" w:line="480" w:lineRule="auto"/>
+        <w:rPr>
+          <w:rFonts w:ascii="Georgia" w:hAnsi="Georgia"/>
           <w:b/>
           <w:color w:val="000000"/>
         </w:rPr>
@@ -394,53 +438,47 @@
     <w:p>
       <w:pPr>
         <w:pStyle w:val="NormalWeb"/>
-        <w:spacing w:lineRule="auto" w:line="480" w:before="0" w:after="0"/>
-        <w:rPr>
-          <w:rFonts w:ascii="Georgia" w:hAnsi="Georgia"/>
-          <w:bCs/>
-          <w:color w:val="000000"/>
-        </w:rPr>
-      </w:pPr>
-      <w:r>
+        <w:spacing w:after="0" w:line="480" w:lineRule="auto"/>
+        <w:rPr>
+          <w:rFonts w:ascii="Georgia" w:hAnsi="Georgia"/>
+          <w:bCs/>
+          <w:color w:val="000000"/>
+        </w:rPr>
+      </w:pPr>
+      <w:r>
+        <w:rPr>
+          <w:rFonts w:ascii="Georgia" w:hAnsi="Georgia"/>
+          <w:bCs/>
+          <w:noProof/>
+          <w:color w:val="000000"/>
+        </w:rPr>
         <mc:AlternateContent>
-          <mc:Choice Requires="wps">
+          <mc:Choice Requires="wpi">
             <w:drawing>
-              <wp:anchor behindDoc="0" distT="0" distB="0" distL="0" distR="0" simplePos="0" locked="0" layoutInCell="1" allowOverlap="1" relativeHeight="2">
+              <wp:anchor distT="0" distB="0" distL="114300" distR="114300" simplePos="0" relativeHeight="251686912" behindDoc="0" locked="0" layoutInCell="1" allowOverlap="1" wp14:anchorId="14429D9F" wp14:editId="30C8D3A6">
                 <wp:simplePos x="0" y="0"/>
                 <wp:positionH relativeFrom="column">
-                  <wp:posOffset>3183890</wp:posOffset>
+                  <wp:posOffset>3192941</wp:posOffset>
                 </wp:positionH>
                 <wp:positionV relativeFrom="paragraph">
-                  <wp:posOffset>469900</wp:posOffset>
+                  <wp:posOffset>478709</wp:posOffset>
                 </wp:positionV>
-                <wp:extent cx="19050" cy="19050"/>
-                <wp:effectExtent l="0" t="0" r="0" b="0"/>
+                <wp:extent cx="360" cy="360"/>
+                <wp:effectExtent l="38100" t="38100" r="57150" b="57150"/>
                 <wp:wrapNone/>
-                <wp:docPr id="1" name="Ink 28"/>
+                <wp:docPr id="2048218019" name="Ink 28"/>
+                <wp:cNvGraphicFramePr/>
                 <a:graphic xmlns:a="http://schemas.openxmlformats.org/drawingml/2006/main">
-                  <a:graphicData uri="http://schemas.openxmlformats.org/drawingml/2006/picture">
-                    <pic:pic xmlns:pic="http://schemas.openxmlformats.org/drawingml/2006/picture">
-                      <pic:nvPicPr>
-                        <pic:cNvPr id="0" name="Ink 28" descr=""/>
-                        <pic:cNvPicPr/>
-                      </pic:nvPicPr>
-                      <pic:blipFill>
-                        <a:blip r:embed="rId2"/>
-                        <a:stretch/>
-                      </pic:blipFill>
-                      <pic:spPr>
-                        <a:xfrm>
-                          <a:off x="0" y="0"/>
-                          <a:ext cx="18360" cy="18360"/>
-                        </a:xfrm>
-                        <a:prstGeom prst="rect">
-                          <a:avLst/>
-                        </a:prstGeom>
-                        <a:ln>
-                          <a:noFill/>
-                        </a:ln>
-                      </pic:spPr>
-                    </pic:pic>
+                  <a:graphicData uri="http://schemas.microsoft.com/office/word/2010/wordprocessingInk">
+                    <w14:contentPart bwMode="auto" r:id="rId5">
+                      <w14:nvContentPartPr>
+                        <w14:cNvContentPartPr/>
+                      </w14:nvContentPartPr>
+                      <w14:xfrm>
+                        <a:off x="0" y="0"/>
+                        <a:ext cx="360" cy="360"/>
+                      </w14:xfrm>
+                    </w14:contentPart>
                   </a:graphicData>
                 </a:graphic>
               </wp:anchor>
@@ -448,7 +486,7 @@
           </mc:Choice>
           <mc:Fallback>
             <w:pict>
-              <v:shapetype id="shapetype_75" coordsize="21600,21600" o:spt="75" o:preferrelative="t" path="m@4@5l@4@11@9@11@9@5xe" filled="f" stroked="f">
+              <v:shapetype w14:anchorId="280690E2" id="_x0000_t75" coordsize="21600,21600" o:spt="75" o:preferrelative="t" path="m@4@5l@4@11@9@11@9@5xe" filled="f" stroked="f">
                 <v:stroke joinstyle="miter"/>
                 <v:formulas>
                   <v:f eqn="if lineDrawn pixelLineWidth 0"/>
@@ -467,10 +505,8 @@
                 <v:path o:extrusionok="f" gradientshapeok="t" o:connecttype="rect"/>
                 <o:lock v:ext="edit" aspectratio="t"/>
               </v:shapetype>
-              <v:shape id="shape_0" ID="Ink 28" stroked="f" style="position:absolute;margin-left:250.7pt;margin-top:37pt;width:1.4pt;height:1.4pt" type="shapetype_75">
-                <v:imagedata r:id="rId2" o:detectmouseclick="t"/>
-                <w10:wrap type="none"/>
-                <v:stroke color="#3465a4" joinstyle="round" endcap="flat"/>
+              <v:shape id="Ink 28" o:spid="_x0000_s1026" type="#_x0000_t75" style="position:absolute;margin-left:250.7pt;margin-top:37pt;width:1.45pt;height:1.45pt;z-index:251686912;visibility:visible;mso-wrap-style:square;mso-wrap-distance-left:9pt;mso-wrap-distance-top:0;mso-wrap-distance-right:9pt;mso-wrap-distance-bottom:0;mso-position-horizontal:absolute;mso-position-horizontal-relative:text;mso-position-vertical:absolute;mso-position-vertical-relative:text" o:gfxdata="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">
+                <v:imagedata r:id="rId6" o:title=""/>
               </v:shape>
             </w:pict>
           </mc:Fallback>
@@ -482,93 +518,150 @@
           <w:bCs/>
           <w:color w:val="000000"/>
         </w:rPr>
-        <w:t>S</w:t>
-      </w:r>
-      <w:r>
-        <w:rPr>
-          <w:rFonts w:ascii="Georgia" w:hAnsi="Georgia"/>
-          <w:bCs/>
-          <w:color w:val="000000"/>
-        </w:rPr>
-        <w:t>tart two containers on the newly created my_bridge network:</w:t>
+        <w:t>Start two containers on the newly created my_bridge network:</w:t>
       </w:r>
     </w:p>
     <w:p>
       <w:pPr>
         <w:pStyle w:val="NormalWeb"/>
         <w:pBdr>
-          <w:top w:val="single" w:sz="4" w:space="1" w:color="000000"/>
-          <w:left w:val="single" w:sz="4" w:space="1" w:color="000000"/>
-          <w:bottom w:val="single" w:sz="4" w:space="1" w:color="000000"/>
-          <w:right w:val="single" w:sz="4" w:space="4" w:color="000000"/>
+          <w:top w:val="single" w:sz="4" w:space="1" w:color="auto"/>
+          <w:left w:val="single" w:sz="4" w:space="1" w:color="auto"/>
+          <w:bottom w:val="single" w:sz="4" w:space="1" w:color="auto"/>
+          <w:right w:val="single" w:sz="4" w:space="4" w:color="auto"/>
         </w:pBdr>
-        <w:shd w:val="clear" w:color="auto" w:fill="BFBFBF" w:themeFill="background1" w:themeFillShade="bf"/>
-        <w:spacing w:lineRule="auto" w:line="480" w:before="280" w:after="0"/>
-        <w:rPr>
-          <w:rFonts w:ascii="Georgia" w:hAnsi="Georgia"/>
-          <w:bCs/>
-          <w:color w:val="000000"/>
-        </w:rPr>
-      </w:pPr>
-      <w:r>
-        <w:rPr>
-          <w:rFonts w:ascii="Georgia" w:hAnsi="Georgia"/>
-          <w:bCs/>
-          <w:color w:val="000000"/>
-        </w:rPr>
-        <w:t>docker run -dit --name container1 --network my_bridge busybox</w:t>
-      </w:r>
+        <w:shd w:val="clear" w:color="auto" w:fill="BFBFBF" w:themeFill="background1" w:themeFillShade="BF"/>
+        <w:spacing w:after="0" w:line="480" w:lineRule="auto"/>
+        <w:rPr>
+          <w:rFonts w:ascii="Georgia" w:hAnsi="Georgia"/>
+          <w:bCs/>
+          <w:color w:val="000000"/>
+        </w:rPr>
+      </w:pPr>
+      <w:r>
+        <w:rPr>
+          <w:rFonts w:ascii="Georgia" w:hAnsi="Georgia"/>
+          <w:bCs/>
+          <w:color w:val="000000"/>
+        </w:rPr>
+        <w:t>docker run -</w:t>
+      </w:r>
+      <w:proofErr w:type="spellStart"/>
+      <w:r>
+        <w:rPr>
+          <w:rFonts w:ascii="Georgia" w:hAnsi="Georgia"/>
+          <w:bCs/>
+          <w:color w:val="000000"/>
+        </w:rPr>
+        <w:t>dit</w:t>
+      </w:r>
+      <w:proofErr w:type="spellEnd"/>
+      <w:r>
+        <w:rPr>
+          <w:rFonts w:ascii="Georgia" w:hAnsi="Georgia"/>
+          <w:bCs/>
+          <w:color w:val="000000"/>
+        </w:rPr>
+        <w:t xml:space="preserve"> --name container1 --network my_bridge </w:t>
+      </w:r>
+      <w:proofErr w:type="spellStart"/>
+      <w:r>
+        <w:rPr>
+          <w:rFonts w:ascii="Georgia" w:hAnsi="Georgia"/>
+          <w:bCs/>
+          <w:color w:val="000000"/>
+        </w:rPr>
+        <w:t>busybox</w:t>
+      </w:r>
+      <w:proofErr w:type="spellEnd"/>
     </w:p>
     <w:p>
       <w:pPr>
         <w:pStyle w:val="NormalWeb"/>
         <w:pBdr>
-          <w:top w:val="single" w:sz="4" w:space="1" w:color="000000"/>
-          <w:left w:val="single" w:sz="4" w:space="1" w:color="000000"/>
-          <w:bottom w:val="single" w:sz="4" w:space="1" w:color="000000"/>
-          <w:right w:val="single" w:sz="4" w:space="4" w:color="000000"/>
+          <w:top w:val="single" w:sz="4" w:space="1" w:color="auto"/>
+          <w:left w:val="single" w:sz="4" w:space="1" w:color="auto"/>
+          <w:bottom w:val="single" w:sz="4" w:space="1" w:color="auto"/>
+          <w:right w:val="single" w:sz="4" w:space="4" w:color="auto"/>
         </w:pBdr>
-        <w:shd w:val="clear" w:color="auto" w:fill="BFBFBF" w:themeFill="background1" w:themeFillShade="bf"/>
-        <w:spacing w:lineRule="auto" w:line="480" w:before="280" w:after="0"/>
-        <w:rPr>
-          <w:rFonts w:ascii="Georgia" w:hAnsi="Georgia"/>
-          <w:bCs/>
-          <w:color w:val="000000"/>
-        </w:rPr>
-      </w:pPr>
-      <w:r>
-        <w:rPr>
-          <w:rFonts w:ascii="Georgia" w:hAnsi="Georgia"/>
-          <w:bCs/>
-          <w:color w:val="000000"/>
-        </w:rPr>
-        <w:t>docker run -dit --name container2 --network my_bridge busybox</w:t>
-      </w:r>
-    </w:p>
-    <w:p>
-      <w:pPr>
-        <w:pStyle w:val="NormalWeb"/>
-        <w:spacing w:lineRule="auto" w:line="480" w:before="280" w:after="0"/>
-        <w:rPr>
-          <w:rFonts w:ascii="Georgia" w:hAnsi="Georgia"/>
-          <w:b/>
-          <w:b/>
-          <w:color w:val="000000"/>
-        </w:rPr>
-      </w:pPr>
-      <w:r>
-        <w:rPr>
-          <w:rFonts w:ascii="Georgia" w:hAnsi="Georgia"/>
-          <w:b/>
-          <w:color w:val="000000"/>
-        </w:rPr>
-        <w:t>2.3. Test Container Communication</w:t>
-      </w:r>
-    </w:p>
-    <w:p>
-      <w:pPr>
-        <w:pStyle w:val="NormalWeb"/>
-        <w:spacing w:lineRule="auto" w:line="480" w:before="280" w:after="0"/>
+        <w:shd w:val="clear" w:color="auto" w:fill="BFBFBF" w:themeFill="background1" w:themeFillShade="BF"/>
+        <w:spacing w:after="0" w:line="480" w:lineRule="auto"/>
+        <w:rPr>
+          <w:rFonts w:ascii="Georgia" w:hAnsi="Georgia"/>
+          <w:bCs/>
+          <w:color w:val="000000"/>
+        </w:rPr>
+      </w:pPr>
+      <w:r>
+        <w:rPr>
+          <w:rFonts w:ascii="Georgia" w:hAnsi="Georgia"/>
+          <w:bCs/>
+          <w:color w:val="000000"/>
+        </w:rPr>
+        <w:t>docker run -</w:t>
+      </w:r>
+      <w:proofErr w:type="spellStart"/>
+      <w:r>
+        <w:rPr>
+          <w:rFonts w:ascii="Georgia" w:hAnsi="Georgia"/>
+          <w:bCs/>
+          <w:color w:val="000000"/>
+        </w:rPr>
+        <w:t>dit</w:t>
+      </w:r>
+      <w:proofErr w:type="spellEnd"/>
+      <w:r>
+        <w:rPr>
+          <w:rFonts w:ascii="Georgia" w:hAnsi="Georgia"/>
+          <w:bCs/>
+          <w:color w:val="000000"/>
+        </w:rPr>
+        <w:t xml:space="preserve"> --name container2 --network my_bridge </w:t>
+      </w:r>
+      <w:proofErr w:type="spellStart"/>
+      <w:r>
+        <w:rPr>
+          <w:rFonts w:ascii="Georgia" w:hAnsi="Georgia"/>
+          <w:bCs/>
+          <w:color w:val="000000"/>
+        </w:rPr>
+        <w:t>busybox</w:t>
+      </w:r>
+      <w:proofErr w:type="spellEnd"/>
+    </w:p>
+    <w:p>
+      <w:pPr>
+        <w:pStyle w:val="NormalWeb"/>
+        <w:spacing w:after="0" w:line="480" w:lineRule="auto"/>
+        <w:rPr>
+          <w:rFonts w:ascii="Georgia" w:hAnsi="Georgia"/>
+          <w:b/>
+          <w:color w:val="000000"/>
+        </w:rPr>
+      </w:pPr>
+      <w:r>
+        <w:rPr>
+          <w:rFonts w:ascii="Georgia" w:hAnsi="Georgia"/>
+          <w:b/>
+          <w:color w:val="000000"/>
+        </w:rPr>
+        <w:t xml:space="preserve">2.3. </w:t>
+      </w:r>
+      <w:proofErr w:type="gramStart"/>
+      <w:r>
+        <w:rPr>
+          <w:rFonts w:ascii="Georgia" w:hAnsi="Georgia"/>
+          <w:b/>
+          <w:color w:val="000000"/>
+        </w:rPr>
+        <w:t>Test Container Communication</w:t>
+      </w:r>
+      <w:proofErr w:type="gramEnd"/>
+    </w:p>
+    <w:p>
+      <w:pPr>
+        <w:pStyle w:val="NormalWeb"/>
+        <w:spacing w:after="0" w:line="480" w:lineRule="auto"/>
         <w:rPr>
           <w:rFonts w:ascii="Georgia" w:hAnsi="Georgia"/>
           <w:bCs/>
@@ -588,13 +681,13 @@
       <w:pPr>
         <w:pStyle w:val="NormalWeb"/>
         <w:pBdr>
-          <w:top w:val="single" w:sz="4" w:space="1" w:color="000000"/>
-          <w:left w:val="single" w:sz="4" w:space="4" w:color="000000"/>
-          <w:bottom w:val="single" w:sz="4" w:space="1" w:color="000000"/>
-          <w:right w:val="single" w:sz="4" w:space="4" w:color="000000"/>
+          <w:top w:val="single" w:sz="4" w:space="1" w:color="auto"/>
+          <w:left w:val="single" w:sz="4" w:space="4" w:color="auto"/>
+          <w:bottom w:val="single" w:sz="4" w:space="1" w:color="auto"/>
+          <w:right w:val="single" w:sz="4" w:space="4" w:color="auto"/>
         </w:pBdr>
-        <w:shd w:val="clear" w:color="auto" w:fill="BFBFBF" w:themeFill="background1" w:themeFillShade="bf"/>
-        <w:spacing w:lineRule="auto" w:line="480" w:before="280" w:after="0"/>
+        <w:shd w:val="clear" w:color="auto" w:fill="BFBFBF" w:themeFill="background1" w:themeFillShade="BF"/>
+        <w:spacing w:after="0" w:line="480" w:lineRule="auto"/>
         <w:rPr>
           <w:rFonts w:ascii="Georgia" w:hAnsi="Georgia"/>
           <w:bCs/>
@@ -613,7 +706,7 @@
     <w:p>
       <w:pPr>
         <w:pStyle w:val="NormalWeb"/>
-        <w:spacing w:lineRule="auto" w:line="480" w:before="280" w:after="0"/>
+        <w:spacing w:after="0" w:line="480" w:lineRule="auto"/>
         <w:rPr>
           <w:rFonts w:ascii="Georgia" w:hAnsi="Georgia"/>
           <w:bCs/>
@@ -632,47 +725,69 @@
     <w:p>
       <w:pPr>
         <w:pStyle w:val="NormalWeb"/>
-        <w:spacing w:lineRule="auto" w:line="480" w:before="280" w:after="0"/>
-        <w:rPr>
-          <w:rFonts w:ascii="Georgia" w:hAnsi="Georgia"/>
-          <w:b/>
-          <w:b/>
-          <w:color w:val="000000"/>
-        </w:rPr>
-      </w:pPr>
-      <w:r>
-        <w:rPr>
-          <w:rFonts w:ascii="Georgia" w:hAnsi="Georgia"/>
-          <w:b/>
-          <w:color w:val="000000"/>
-        </w:rPr>
-        <w:t>Step 3: Disconnect and Remove Networks</w:t>
-      </w:r>
-    </w:p>
-    <w:p>
-      <w:pPr>
-        <w:pStyle w:val="NormalWeb"/>
-        <w:spacing w:lineRule="auto" w:line="480" w:before="280" w:after="0"/>
-        <w:rPr>
-          <w:rFonts w:ascii="Georgia" w:hAnsi="Georgia"/>
-          <w:b/>
-          <w:b/>
-          <w:color w:val="000000"/>
-        </w:rPr>
-      </w:pPr>
-      <w:r>
-        <w:rPr>
-          <w:rFonts w:ascii="Georgia" w:hAnsi="Georgia"/>
-          <w:b/>
-          <w:color w:val="000000"/>
-        </w:rPr>
-        <w:t>3.1. Disconnect Containers from Networks</w:t>
-      </w:r>
-    </w:p>
-    <w:p>
-      <w:pPr>
-        <w:pStyle w:val="NormalWeb"/>
-        <w:spacing w:lineRule="auto" w:line="480" w:before="280" w:after="0"/>
+        <w:spacing w:after="0" w:line="480" w:lineRule="auto"/>
+        <w:rPr>
+          <w:rFonts w:ascii="Georgia" w:hAnsi="Georgia"/>
+          <w:b/>
+          <w:color w:val="000000"/>
+        </w:rPr>
+      </w:pPr>
+      <w:r>
+        <w:rPr>
+          <w:rFonts w:ascii="Georgia" w:hAnsi="Georgia"/>
+          <w:b/>
+          <w:color w:val="000000"/>
+        </w:rPr>
+        <w:t xml:space="preserve">Step </w:t>
+      </w:r>
+      <w:r>
+        <w:rPr>
+          <w:rFonts w:ascii="Georgia" w:hAnsi="Georgia"/>
+          <w:b/>
+          <w:color w:val="000000"/>
+        </w:rPr>
+        <w:t>3</w:t>
+      </w:r>
+      <w:r>
+        <w:rPr>
+          <w:rFonts w:ascii="Georgia" w:hAnsi="Georgia"/>
+          <w:b/>
+          <w:color w:val="000000"/>
+        </w:rPr>
+        <w:t>: Disconnect and Remove Networks</w:t>
+      </w:r>
+    </w:p>
+    <w:p>
+      <w:pPr>
+        <w:pStyle w:val="NormalWeb"/>
+        <w:spacing w:after="0" w:line="480" w:lineRule="auto"/>
+        <w:rPr>
+          <w:rFonts w:ascii="Georgia" w:hAnsi="Georgia"/>
+          <w:b/>
+          <w:color w:val="000000"/>
+        </w:rPr>
+      </w:pPr>
+      <w:r>
+        <w:rPr>
+          <w:rFonts w:ascii="Georgia" w:hAnsi="Georgia"/>
+          <w:b/>
+          <w:color w:val="000000"/>
+        </w:rPr>
+        <w:t>3</w:t>
+      </w:r>
+      <w:r>
+        <w:rPr>
+          <w:rFonts w:ascii="Georgia" w:hAnsi="Georgia"/>
+          <w:b/>
+          <w:color w:val="000000"/>
+        </w:rPr>
+        <w:t>.1. Disconnect Containers from Networks</w:t>
+      </w:r>
+    </w:p>
+    <w:p>
+      <w:pPr>
+        <w:pStyle w:val="NormalWeb"/>
+        <w:spacing w:after="0" w:line="480" w:lineRule="auto"/>
         <w:rPr>
           <w:rFonts w:ascii="Georgia" w:hAnsi="Georgia"/>
           <w:bCs/>
@@ -692,13 +807,13 @@
       <w:pPr>
         <w:pStyle w:val="NormalWeb"/>
         <w:pBdr>
-          <w:top w:val="single" w:sz="4" w:space="1" w:color="000000"/>
-          <w:left w:val="single" w:sz="4" w:space="4" w:color="000000"/>
-          <w:bottom w:val="single" w:sz="4" w:space="1" w:color="000000"/>
-          <w:right w:val="single" w:sz="4" w:space="4" w:color="000000"/>
+          <w:top w:val="single" w:sz="4" w:space="1" w:color="auto"/>
+          <w:left w:val="single" w:sz="4" w:space="4" w:color="auto"/>
+          <w:bottom w:val="single" w:sz="4" w:space="1" w:color="auto"/>
+          <w:right w:val="single" w:sz="4" w:space="4" w:color="auto"/>
         </w:pBdr>
-        <w:shd w:val="clear" w:color="auto" w:fill="BFBFBF" w:themeFill="background1" w:themeFillShade="bf"/>
-        <w:spacing w:lineRule="auto" w:line="480" w:before="280" w:after="0"/>
+        <w:shd w:val="clear" w:color="auto" w:fill="BFBFBF" w:themeFill="background1" w:themeFillShade="BF"/>
+        <w:spacing w:after="0" w:line="480" w:lineRule="auto"/>
         <w:rPr>
           <w:rFonts w:ascii="Georgia" w:hAnsi="Georgia"/>
           <w:bCs/>
@@ -717,27 +832,34 @@
     <w:p>
       <w:pPr>
         <w:pStyle w:val="NormalWeb"/>
-        <w:spacing w:lineRule="auto" w:line="480" w:before="280" w:after="0"/>
-        <w:rPr>
-          <w:rFonts w:ascii="Georgia" w:hAnsi="Georgia"/>
-          <w:b/>
-          <w:b/>
-          <w:color w:val="000000"/>
-        </w:rPr>
-      </w:pPr>
-      <w:r>
-        <w:rPr>
-          <w:rFonts w:ascii="Georgia" w:hAnsi="Georgia"/>
-          <w:b/>
-          <w:color w:val="000000"/>
-        </w:rPr>
-        <w:t>4.2. Remove Networks</w:t>
-      </w:r>
-    </w:p>
-    <w:p>
-      <w:pPr>
-        <w:pStyle w:val="NormalWeb"/>
-        <w:spacing w:lineRule="auto" w:line="480" w:before="280" w:after="0"/>
+        <w:spacing w:after="0" w:line="480" w:lineRule="auto"/>
+        <w:rPr>
+          <w:rFonts w:ascii="Georgia" w:hAnsi="Georgia"/>
+          <w:b/>
+          <w:color w:val="000000"/>
+        </w:rPr>
+      </w:pPr>
+      <w:r>
+        <w:rPr>
+          <w:rFonts w:ascii="Georgia" w:hAnsi="Georgia"/>
+          <w:b/>
+          <w:color w:val="000000"/>
+        </w:rPr>
+        <w:t>4</w:t>
+      </w:r>
+      <w:r>
+        <w:rPr>
+          <w:rFonts w:ascii="Georgia" w:hAnsi="Georgia"/>
+          <w:b/>
+          <w:color w:val="000000"/>
+        </w:rPr>
+        <w:t>.2. Remove Networks</w:t>
+      </w:r>
+    </w:p>
+    <w:p>
+      <w:pPr>
+        <w:pStyle w:val="NormalWeb"/>
+        <w:spacing w:after="0" w:line="480" w:lineRule="auto"/>
         <w:rPr>
           <w:rFonts w:ascii="Georgia" w:hAnsi="Georgia"/>
           <w:bCs/>
@@ -757,13 +879,13 @@
       <w:pPr>
         <w:pStyle w:val="NormalWeb"/>
         <w:pBdr>
-          <w:top w:val="single" w:sz="4" w:space="1" w:color="000000"/>
-          <w:left w:val="single" w:sz="4" w:space="4" w:color="000000"/>
-          <w:bottom w:val="single" w:sz="4" w:space="1" w:color="000000"/>
-          <w:right w:val="single" w:sz="4" w:space="4" w:color="000000"/>
+          <w:top w:val="single" w:sz="4" w:space="1" w:color="auto"/>
+          <w:left w:val="single" w:sz="4" w:space="4" w:color="auto"/>
+          <w:bottom w:val="single" w:sz="4" w:space="1" w:color="auto"/>
+          <w:right w:val="single" w:sz="4" w:space="4" w:color="auto"/>
         </w:pBdr>
-        <w:shd w:val="clear" w:color="auto" w:fill="BFBFBF" w:themeFill="background1" w:themeFillShade="bf"/>
-        <w:spacing w:lineRule="auto" w:line="480" w:before="280" w:after="0"/>
+        <w:shd w:val="clear" w:color="auto" w:fill="BFBFBF" w:themeFill="background1" w:themeFillShade="BF"/>
+        <w:spacing w:after="0" w:line="480" w:lineRule="auto"/>
         <w:rPr>
           <w:rFonts w:ascii="Georgia" w:hAnsi="Georgia"/>
           <w:bCs/>
@@ -782,209 +904,69 @@
     <w:p>
       <w:pPr>
         <w:pStyle w:val="NormalWeb"/>
-        <w:spacing w:lineRule="auto" w:line="480" w:before="280" w:after="0"/>
-        <w:rPr>
-          <w:rFonts w:ascii="Georgia" w:hAnsi="Georgia"/>
-          <w:b/>
-          <w:b/>
-          <w:color w:val="000000"/>
-        </w:rPr>
-      </w:pPr>
-      <w:r>
-        <w:rPr>
-          <w:rFonts w:ascii="Georgia" w:hAnsi="Georgia"/>
-          <w:b/>
-          <w:color w:val="000000"/>
-        </w:rPr>
-        <w:t>Step 4: Clean Up</w:t>
-      </w:r>
-    </w:p>
-    <w:p>
-      <w:pPr>
-        <w:pStyle w:val="NormalWeb"/>
-        <w:spacing w:lineRule="auto" w:line="480" w:before="280" w:after="0"/>
-        <w:rPr>
-          <w:rFonts w:ascii="Georgia" w:hAnsi="Georgia"/>
-          <w:bCs/>
-          <w:color w:val="000000"/>
-        </w:rPr>
-      </w:pPr>
-      <w:r>
-        <w:rPr>
-          <w:rFonts w:ascii="Georgia" w:hAnsi="Georgia"/>
-          <w:bCs/>
-          <w:color w:val="000000"/>
-        </w:rPr>
+        <w:spacing w:after="0" w:line="480" w:lineRule="auto"/>
+        <w:rPr>
+          <w:rFonts w:ascii="Georgia" w:hAnsi="Georgia"/>
+          <w:b/>
+          <w:color w:val="000000"/>
+        </w:rPr>
+      </w:pPr>
+      <w:r>
+        <w:rPr>
+          <w:rFonts w:ascii="Georgia" w:hAnsi="Georgia"/>
+          <w:b/>
+          <w:color w:val="000000"/>
+        </w:rPr>
+        <w:t xml:space="preserve">Step </w:t>
+      </w:r>
+      <w:r>
+        <w:rPr>
+          <w:rFonts w:ascii="Georgia" w:hAnsi="Georgia"/>
+          <w:b/>
+          <w:color w:val="000000"/>
+        </w:rPr>
+        <w:t>4</w:t>
+      </w:r>
+      <w:r>
+        <w:rPr>
+          <w:rFonts w:ascii="Georgia" w:hAnsi="Georgia"/>
+          <w:b/>
+          <w:color w:val="000000"/>
+        </w:rPr>
+        <w:t>: Clean Up</w:t>
+      </w:r>
+    </w:p>
+    <w:p>
+      <w:pPr>
+        <w:pStyle w:val="NormalWeb"/>
+        <w:spacing w:after="0" w:line="480" w:lineRule="auto"/>
+        <w:rPr>
+          <w:rFonts w:ascii="Georgia" w:hAnsi="Georgia"/>
+          <w:bCs/>
+          <w:color w:val="000000"/>
+        </w:rPr>
+      </w:pPr>
+      <w:r>
+        <w:rPr>
+          <w:rFonts w:ascii="Georgia" w:hAnsi="Georgia"/>
+          <w:bCs/>
+          <w:color w:val="000000"/>
+        </w:rPr>
+        <w:lastRenderedPageBreak/>
         <w:t>Stop and remove all containers created during this exercise:</w:t>
       </w:r>
     </w:p>
     <w:p>
       <w:pPr>
         <w:pStyle w:val="NormalWeb"/>
-        <w:spacing w:lineRule="auto" w:line="480" w:before="280" w:after="0"/>
-        <w:rPr>
-          <w:rFonts w:ascii="Georgia" w:hAnsi="Georgia"/>
-          <w:bCs/>
-          <w:color w:val="000000"/>
-        </w:rPr>
-      </w:pPr>
-      <w:r>
-        <w:rPr/>
-      </w:r>
-    </w:p>
-    <w:p>
-      <w:pPr>
-        <w:pStyle w:val="NormalWeb"/>
-        <w:spacing w:lineRule="auto" w:line="480" w:before="280" w:after="0"/>
-        <w:rPr>
-          <w:rFonts w:ascii="Georgia" w:hAnsi="Georgia"/>
-          <w:bCs/>
-          <w:color w:val="000000"/>
-        </w:rPr>
-      </w:pPr>
-      <w:r>
-        <w:rPr>
-          <w:rFonts w:ascii="Georgia" w:hAnsi="Georgia"/>
-          <w:bCs/>
-          <w:color w:val="000000"/>
-        </w:rPr>
-        <w:t>Connect multiple conector</w:t>
-      </w:r>
-    </w:p>
-    <w:p>
-      <w:pPr>
-        <w:pStyle w:val="NormalWeb"/>
-        <w:spacing w:lineRule="auto" w:line="480" w:before="280" w:after="0"/>
-        <w:rPr>
-          <w:rFonts w:ascii="Georgia" w:hAnsi="Georgia"/>
-          <w:bCs/>
-          <w:color w:val="000000"/>
-        </w:rPr>
-      </w:pPr>
-      <w:r>
-        <w:rPr/>
-      </w:r>
-    </w:p>
-    <w:p>
-      <w:pPr>
-        <w:pStyle w:val="NormalWeb"/>
         <w:pBdr>
-          <w:top w:val="single" w:sz="4" w:space="1" w:color="000000"/>
-          <w:left w:val="single" w:sz="4" w:space="4" w:color="000000"/>
-          <w:bottom w:val="single" w:sz="4" w:space="1" w:color="000000"/>
-          <w:right w:val="single" w:sz="4" w:space="4" w:color="000000"/>
+          <w:top w:val="single" w:sz="4" w:space="1" w:color="auto"/>
+          <w:left w:val="single" w:sz="4" w:space="4" w:color="auto"/>
+          <w:bottom w:val="single" w:sz="4" w:space="1" w:color="auto"/>
+          <w:right w:val="single" w:sz="4" w:space="4" w:color="auto"/>
         </w:pBdr>
-        <w:shd w:val="clear" w:color="auto" w:fill="BFBFBF" w:themeFill="background1" w:themeFillShade="bf"/>
-        <w:spacing w:lineRule="auto" w:line="480" w:before="280" w:after="0"/>
-        <w:rPr>
-          <w:rFonts w:ascii="Georgia" w:hAnsi="Georgia"/>
-          <w:bCs/>
-          <w:color w:val="000000"/>
-        </w:rPr>
-      </w:pPr>
-      <w:r>
-        <w:rPr>
-          <w:rFonts w:ascii="Georgia" w:hAnsi="Georgia"/>
-          <w:bCs/>
-          <w:color w:val="000000"/>
-        </w:rPr>
-        <w:t>docker network connect my_bridge-1 container2</w:t>
-      </w:r>
-    </w:p>
-    <w:p>
-      <w:pPr>
-        <w:pStyle w:val="NormalWeb"/>
-        <w:pBdr>
-          <w:top w:val="single" w:sz="4" w:space="1" w:color="000000"/>
-          <w:left w:val="single" w:sz="4" w:space="4" w:color="000000"/>
-          <w:bottom w:val="single" w:sz="4" w:space="1" w:color="000000"/>
-          <w:right w:val="single" w:sz="4" w:space="4" w:color="000000"/>
-        </w:pBdr>
-        <w:shd w:val="clear" w:color="auto" w:fill="BFBFBF" w:themeFill="background1" w:themeFillShade="bf"/>
-        <w:spacing w:lineRule="auto" w:line="480" w:before="280" w:after="0"/>
-        <w:rPr>
-          <w:rFonts w:ascii="Georgia" w:hAnsi="Georgia"/>
-          <w:bCs/>
-          <w:color w:val="000000"/>
-        </w:rPr>
-      </w:pPr>
-      <w:r>
-        <w:rPr/>
-      </w:r>
-    </w:p>
-    <w:p>
-      <w:pPr>
-        <w:pStyle w:val="NormalWeb"/>
-        <w:pBdr>
-          <w:top w:val="single" w:sz="4" w:space="1" w:color="000000"/>
-          <w:left w:val="single" w:sz="4" w:space="4" w:color="000000"/>
-          <w:bottom w:val="single" w:sz="4" w:space="1" w:color="000000"/>
-          <w:right w:val="single" w:sz="4" w:space="4" w:color="000000"/>
-        </w:pBdr>
-        <w:shd w:val="clear" w:color="auto" w:fill="BFBFBF" w:themeFill="background1" w:themeFillShade="bf"/>
-        <w:spacing w:lineRule="auto" w:line="480" w:before="280" w:after="0"/>
-        <w:rPr>
-          <w:rFonts w:ascii="Georgia" w:hAnsi="Georgia"/>
-          <w:bCs/>
-          <w:color w:val="000000"/>
-        </w:rPr>
-      </w:pPr>
-      <w:r>
-        <w:rPr/>
-        <w:t>for volume</w:t>
-      </w:r>
-    </w:p>
-    <w:p>
-      <w:pPr>
-        <w:pStyle w:val="NormalWeb"/>
-        <w:pBdr>
-          <w:top w:val="single" w:sz="4" w:space="1" w:color="000000"/>
-          <w:left w:val="single" w:sz="4" w:space="4" w:color="000000"/>
-          <w:bottom w:val="single" w:sz="4" w:space="1" w:color="000000"/>
-          <w:right w:val="single" w:sz="4" w:space="4" w:color="000000"/>
-        </w:pBdr>
-        <w:shd w:val="clear" w:color="auto" w:fill="BFBFBF" w:themeFill="background1" w:themeFillShade="bf"/>
-        <w:spacing w:lineRule="auto" w:line="480" w:before="280" w:after="0"/>
-        <w:rPr>
-          <w:rFonts w:ascii="Georgia" w:hAnsi="Georgia"/>
-          <w:bCs/>
-          <w:color w:val="000000"/>
-        </w:rPr>
-      </w:pPr>
-      <w:r>
-        <w:rPr>
-          <w:rFonts w:ascii="Georgia" w:hAnsi="Georgia"/>
-          <w:bCs/>
-          <w:color w:val="000000"/>
-        </w:rPr>
-        <w:t>docker run -it -v D:\data:/test ubuntu /bin/bash</w:t>
-      </w:r>
-    </w:p>
-    <w:p>
-      <w:pPr>
-        <w:pStyle w:val="NormalWeb"/>
-        <w:spacing w:lineRule="auto" w:line="480" w:before="280" w:after="0"/>
-        <w:rPr>
-          <w:rFonts w:ascii="Georgia" w:hAnsi="Georgia"/>
-          <w:bCs/>
-          <w:color w:val="000000"/>
-        </w:rPr>
-      </w:pPr>
-      <w:r>
-        <w:rPr/>
-      </w:r>
-    </w:p>
-    <w:p>
-      <w:pPr>
-        <w:pStyle w:val="NormalWeb"/>
-        <w:pBdr>
-          <w:top w:val="single" w:sz="4" w:space="1" w:color="000000"/>
-          <w:left w:val="single" w:sz="4" w:space="4" w:color="000000"/>
-          <w:bottom w:val="single" w:sz="4" w:space="1" w:color="000000"/>
-          <w:right w:val="single" w:sz="4" w:space="4" w:color="000000"/>
-        </w:pBdr>
-        <w:shd w:val="clear" w:color="auto" w:fill="BFBFBF" w:themeFill="background1" w:themeFillShade="bf"/>
-        <w:spacing w:lineRule="auto" w:line="480" w:before="280" w:after="0"/>
+        <w:shd w:val="clear" w:color="auto" w:fill="BFBFBF" w:themeFill="background1" w:themeFillShade="BF"/>
+        <w:spacing w:after="0" w:line="480" w:lineRule="auto"/>
         <w:rPr>
           <w:rFonts w:ascii="Georgia" w:hAnsi="Georgia"/>
           <w:bCs/>
@@ -1001,291 +983,760 @@
       </w:r>
     </w:p>
     <w:sectPr>
-      <w:type w:val="nextPage"/>
       <w:pgSz w:w="11906" w:h="16838"/>
-      <w:pgMar w:left="1440" w:right="991" w:header="0" w:top="1440" w:footer="0" w:bottom="1440" w:gutter="0"/>
-      <w:pgNumType w:fmt="decimal"/>
-      <w:formProt w:val="false"/>
-      <w:textDirection w:val="lrTb"/>
-      <w:docGrid w:type="default" w:linePitch="360" w:charSpace="4096"/>
+      <w:pgMar w:top="1440" w:right="991" w:bottom="1440" w:left="1440" w:header="708" w:footer="708" w:gutter="0"/>
+      <w:cols w:space="708"/>
+      <w:docGrid w:linePitch="360"/>
     </w:sectPr>
   </w:body>
 </w:document>
 </file>
 
 <file path=word/numbering.xml><?xml version="1.0" encoding="utf-8"?>
-<w:numbering xmlns:w="http://schemas.openxmlformats.org/wordprocessingml/2006/main" xmlns:o="urn:schemas-microsoft-com:office:office" xmlns:r="http://schemas.openxmlformats.org/officeDocument/2006/relationships" xmlns:v="urn:schemas-microsoft-com:vml">
-  <w:abstractNum w:abstractNumId="1">
-    <w:lvl w:ilvl="0">
+<w:numbering xmlns:wpc="http://schemas.microsoft.com/office/word/2010/wordprocessingCanvas" xmlns:cx="http://schemas.microsoft.com/office/drawing/2014/chartex" xmlns:cx1="http://schemas.microsoft.com/office/drawing/2015/9/8/chartex" xmlns:cx2="http://schemas.microsoft.com/office/drawing/2015/10/21/chartex" xmlns:cx3="http://schemas.microsoft.com/office/drawing/2016/5/9/chartex" xmlns:cx4="http://schemas.microsoft.com/office/drawing/2016/5/10/chartex" xmlns:cx5="http://schemas.microsoft.com/office/drawing/2016/5/11/chartex" xmlns:cx6="http://schemas.microsoft.com/office/drawing/2016/5/12/chartex" xmlns:cx7="http://schemas.microsoft.com/office/drawing/2016/5/13/chartex" xmlns:cx8="http://schemas.microsoft.com/office/drawing/2016/5/14/chartex" xmlns:mc="http://schemas.openxmlformats.org/markup-compatibility/2006" xmlns:aink="http://schemas.microsoft.com/office/drawing/2016/ink" xmlns:am3d="http://schemas.microsoft.com/office/drawing/2017/model3d" xmlns:o="urn:schemas-microsoft-com:office:office" xmlns:oel="http://schemas.microsoft.com/office/2019/extlst" xmlns:r="http://schemas.openxmlformats.org/officeDocument/2006/relationships" xmlns:m="http://schemas.openxmlformats.org/officeDocument/2006/math" xmlns:v="urn:schemas-microsoft-com:vml" xmlns:wp14="http://schemas.microsoft.com/office/word/2010/wordprocessingDrawing" xmlns:wp="http://schemas.openxmlformats.org/drawingml/2006/wordprocessingDrawing" xmlns:w10="urn:schemas-microsoft-com:office:word" xmlns:w="http://schemas.openxmlformats.org/wordprocessingml/2006/main" xmlns:w14="http://schemas.microsoft.com/office/word/2010/wordml" xmlns:w15="http://schemas.microsoft.com/office/word/2012/wordml" xmlns:w16cex="http://schemas.microsoft.com/office/word/2018/wordml/cex" xmlns:w16cid="http://schemas.microsoft.com/office/word/2016/wordml/cid" xmlns:w16="http://schemas.microsoft.com/office/word/2018/wordml" xmlns:w16du="http://schemas.microsoft.com/office/word/2023/wordml/word16du" xmlns:w16sdtdh="http://schemas.microsoft.com/office/word/2020/wordml/sdtdatahash" xmlns:w16sdtfl="http://schemas.microsoft.com/office/word/2024/wordml/sdtformatlock" xmlns:w16se="http://schemas.microsoft.com/office/word/2015/wordml/symex" xmlns:wpg="http://schemas.microsoft.com/office/word/2010/wordprocessingGroup" xmlns:wpi="http://schemas.microsoft.com/office/word/2010/wordprocessingInk" xmlns:wne="http://schemas.microsoft.com/office/word/2006/wordml" xmlns:wps="http://schemas.microsoft.com/office/word/2010/wordprocessingShape" mc:Ignorable="w14 w15 w16se w16cid w16 w16cex w16sdtdh w16sdtfl w16du wp14">
+  <w:abstractNum w:abstractNumId="0" w15:restartNumberingAfterBreak="0">
+    <w:nsid w:val="02971BBE"/>
+    <w:multiLevelType w:val="hybridMultilevel"/>
+    <w:tmpl w:val="E108AD98"/>
+    <w:lvl w:ilvl="0" w:tplc="4009000F">
+      <w:start w:val="1"/>
+      <w:numFmt w:val="decimal"/>
+      <w:lvlText w:val="%1."/>
+      <w:lvlJc w:val="left"/>
+      <w:pPr>
+        <w:ind w:left="720" w:hanging="360"/>
+      </w:pPr>
+    </w:lvl>
+    <w:lvl w:ilvl="1" w:tplc="40090019" w:tentative="1">
+      <w:start w:val="1"/>
+      <w:numFmt w:val="lowerLetter"/>
+      <w:lvlText w:val="%2."/>
+      <w:lvlJc w:val="left"/>
+      <w:pPr>
+        <w:ind w:left="1440" w:hanging="360"/>
+      </w:pPr>
+    </w:lvl>
+    <w:lvl w:ilvl="2" w:tplc="4009001B" w:tentative="1">
+      <w:start w:val="1"/>
+      <w:numFmt w:val="lowerRoman"/>
+      <w:lvlText w:val="%3."/>
+      <w:lvlJc w:val="right"/>
+      <w:pPr>
+        <w:ind w:left="2160" w:hanging="180"/>
+      </w:pPr>
+    </w:lvl>
+    <w:lvl w:ilvl="3" w:tplc="4009000F" w:tentative="1">
+      <w:start w:val="1"/>
+      <w:numFmt w:val="decimal"/>
+      <w:lvlText w:val="%4."/>
+      <w:lvlJc w:val="left"/>
+      <w:pPr>
+        <w:ind w:left="2880" w:hanging="360"/>
+      </w:pPr>
+    </w:lvl>
+    <w:lvl w:ilvl="4" w:tplc="40090019" w:tentative="1">
+      <w:start w:val="1"/>
+      <w:numFmt w:val="lowerLetter"/>
+      <w:lvlText w:val="%5."/>
+      <w:lvlJc w:val="left"/>
+      <w:pPr>
+        <w:ind w:left="3600" w:hanging="360"/>
+      </w:pPr>
+    </w:lvl>
+    <w:lvl w:ilvl="5" w:tplc="4009001B" w:tentative="1">
+      <w:start w:val="1"/>
+      <w:numFmt w:val="lowerRoman"/>
+      <w:lvlText w:val="%6."/>
+      <w:lvlJc w:val="right"/>
+      <w:pPr>
+        <w:ind w:left="4320" w:hanging="180"/>
+      </w:pPr>
+    </w:lvl>
+    <w:lvl w:ilvl="6" w:tplc="4009000F" w:tentative="1">
+      <w:start w:val="1"/>
+      <w:numFmt w:val="decimal"/>
+      <w:lvlText w:val="%7."/>
+      <w:lvlJc w:val="left"/>
+      <w:pPr>
+        <w:ind w:left="5040" w:hanging="360"/>
+      </w:pPr>
+    </w:lvl>
+    <w:lvl w:ilvl="7" w:tplc="40090019" w:tentative="1">
+      <w:start w:val="1"/>
+      <w:numFmt w:val="lowerLetter"/>
+      <w:lvlText w:val="%8."/>
+      <w:lvlJc w:val="left"/>
+      <w:pPr>
+        <w:ind w:left="5760" w:hanging="360"/>
+      </w:pPr>
+    </w:lvl>
+    <w:lvl w:ilvl="8" w:tplc="4009001B" w:tentative="1">
+      <w:start w:val="1"/>
+      <w:numFmt w:val="lowerRoman"/>
+      <w:lvlText w:val="%9."/>
+      <w:lvlJc w:val="right"/>
+      <w:pPr>
+        <w:ind w:left="6480" w:hanging="180"/>
+      </w:pPr>
+    </w:lvl>
+  </w:abstractNum>
+  <w:abstractNum w:abstractNumId="1" w15:restartNumberingAfterBreak="0">
+    <w:nsid w:val="0A31263C"/>
+    <w:multiLevelType w:val="hybridMultilevel"/>
+    <w:tmpl w:val="176CD570"/>
+    <w:lvl w:ilvl="0" w:tplc="40090001">
       <w:start w:val="1"/>
       <w:numFmt w:val="bullet"/>
       <w:lvlText w:val=""/>
       <w:lvlJc w:val="left"/>
       <w:pPr>
-        <w:tabs>
-          <w:tab w:val="num" w:pos="0"/>
-        </w:tabs>
         <w:ind w:left="720" w:hanging="360"/>
       </w:pPr>
       <w:rPr>
-        <w:rFonts w:ascii="Symbol" w:hAnsi="Symbol" w:cs="Symbol" w:hint="default"/>
-      </w:rPr>
-    </w:lvl>
-    <w:lvl w:ilvl="1">
+        <w:rFonts w:ascii="Symbol" w:hAnsi="Symbol" w:hint="default"/>
+      </w:rPr>
+    </w:lvl>
+    <w:lvl w:ilvl="1" w:tplc="40090003" w:tentative="1">
       <w:start w:val="1"/>
       <w:numFmt w:val="bullet"/>
       <w:lvlText w:val="o"/>
       <w:lvlJc w:val="left"/>
       <w:pPr>
-        <w:tabs>
-          <w:tab w:val="num" w:pos="0"/>
-        </w:tabs>
         <w:ind w:left="1440" w:hanging="360"/>
       </w:pPr>
       <w:rPr>
         <w:rFonts w:ascii="Courier New" w:hAnsi="Courier New" w:cs="Courier New" w:hint="default"/>
       </w:rPr>
     </w:lvl>
-    <w:lvl w:ilvl="2">
+    <w:lvl w:ilvl="2" w:tplc="40090005" w:tentative="1">
       <w:start w:val="1"/>
       <w:numFmt w:val="bullet"/>
       <w:lvlText w:val=""/>
       <w:lvlJc w:val="left"/>
       <w:pPr>
-        <w:tabs>
-          <w:tab w:val="num" w:pos="0"/>
-        </w:tabs>
         <w:ind w:left="2160" w:hanging="360"/>
       </w:pPr>
       <w:rPr>
-        <w:rFonts w:ascii="Wingdings" w:hAnsi="Wingdings" w:cs="Wingdings" w:hint="default"/>
-      </w:rPr>
-    </w:lvl>
-    <w:lvl w:ilvl="3">
+        <w:rFonts w:ascii="Wingdings" w:hAnsi="Wingdings" w:hint="default"/>
+      </w:rPr>
+    </w:lvl>
+    <w:lvl w:ilvl="3" w:tplc="40090001" w:tentative="1">
       <w:start w:val="1"/>
       <w:numFmt w:val="bullet"/>
       <w:lvlText w:val=""/>
       <w:lvlJc w:val="left"/>
       <w:pPr>
-        <w:tabs>
-          <w:tab w:val="num" w:pos="0"/>
-        </w:tabs>
         <w:ind w:left="2880" w:hanging="360"/>
       </w:pPr>
       <w:rPr>
-        <w:rFonts w:ascii="Symbol" w:hAnsi="Symbol" w:cs="Symbol" w:hint="default"/>
-      </w:rPr>
-    </w:lvl>
-    <w:lvl w:ilvl="4">
+        <w:rFonts w:ascii="Symbol" w:hAnsi="Symbol" w:hint="default"/>
+      </w:rPr>
+    </w:lvl>
+    <w:lvl w:ilvl="4" w:tplc="40090003" w:tentative="1">
       <w:start w:val="1"/>
       <w:numFmt w:val="bullet"/>
       <w:lvlText w:val="o"/>
       <w:lvlJc w:val="left"/>
       <w:pPr>
-        <w:tabs>
-          <w:tab w:val="num" w:pos="0"/>
-        </w:tabs>
         <w:ind w:left="3600" w:hanging="360"/>
       </w:pPr>
       <w:rPr>
         <w:rFonts w:ascii="Courier New" w:hAnsi="Courier New" w:cs="Courier New" w:hint="default"/>
       </w:rPr>
     </w:lvl>
-    <w:lvl w:ilvl="5">
+    <w:lvl w:ilvl="5" w:tplc="40090005" w:tentative="1">
       <w:start w:val="1"/>
       <w:numFmt w:val="bullet"/>
       <w:lvlText w:val=""/>
       <w:lvlJc w:val="left"/>
       <w:pPr>
-        <w:tabs>
-          <w:tab w:val="num" w:pos="0"/>
-        </w:tabs>
         <w:ind w:left="4320" w:hanging="360"/>
       </w:pPr>
       <w:rPr>
-        <w:rFonts w:ascii="Wingdings" w:hAnsi="Wingdings" w:cs="Wingdings" w:hint="default"/>
-      </w:rPr>
-    </w:lvl>
-    <w:lvl w:ilvl="6">
+        <w:rFonts w:ascii="Wingdings" w:hAnsi="Wingdings" w:hint="default"/>
+      </w:rPr>
+    </w:lvl>
+    <w:lvl w:ilvl="6" w:tplc="40090001" w:tentative="1">
       <w:start w:val="1"/>
       <w:numFmt w:val="bullet"/>
       <w:lvlText w:val=""/>
       <w:lvlJc w:val="left"/>
       <w:pPr>
-        <w:tabs>
-          <w:tab w:val="num" w:pos="0"/>
-        </w:tabs>
         <w:ind w:left="5040" w:hanging="360"/>
       </w:pPr>
       <w:rPr>
-        <w:rFonts w:ascii="Symbol" w:hAnsi="Symbol" w:cs="Symbol" w:hint="default"/>
-      </w:rPr>
-    </w:lvl>
-    <w:lvl w:ilvl="7">
+        <w:rFonts w:ascii="Symbol" w:hAnsi="Symbol" w:hint="default"/>
+      </w:rPr>
+    </w:lvl>
+    <w:lvl w:ilvl="7" w:tplc="40090003" w:tentative="1">
       <w:start w:val="1"/>
       <w:numFmt w:val="bullet"/>
       <w:lvlText w:val="o"/>
       <w:lvlJc w:val="left"/>
       <w:pPr>
-        <w:tabs>
-          <w:tab w:val="num" w:pos="0"/>
-        </w:tabs>
         <w:ind w:left="5760" w:hanging="360"/>
       </w:pPr>
       <w:rPr>
         <w:rFonts w:ascii="Courier New" w:hAnsi="Courier New" w:cs="Courier New" w:hint="default"/>
       </w:rPr>
     </w:lvl>
-    <w:lvl w:ilvl="8">
+    <w:lvl w:ilvl="8" w:tplc="40090005" w:tentative="1">
       <w:start w:val="1"/>
       <w:numFmt w:val="bullet"/>
       <w:lvlText w:val=""/>
       <w:lvlJc w:val="left"/>
       <w:pPr>
-        <w:tabs>
-          <w:tab w:val="num" w:pos="0"/>
-        </w:tabs>
         <w:ind w:left="6480" w:hanging="360"/>
       </w:pPr>
       <w:rPr>
-        <w:rFonts w:ascii="Wingdings" w:hAnsi="Wingdings" w:cs="Wingdings" w:hint="default"/>
+        <w:rFonts w:ascii="Wingdings" w:hAnsi="Wingdings" w:hint="default"/>
       </w:rPr>
     </w:lvl>
   </w:abstractNum>
-  <w:abstractNum w:abstractNumId="2">
-    <w:lvl w:ilvl="0">
-      <w:start w:val="1"/>
-      <w:numFmt w:val="none"/>
-      <w:suff w:val="nothing"/>
-      <w:lvlText w:val=""/>
-      <w:lvlJc w:val="left"/>
-      <w:pPr>
-        <w:tabs>
-          <w:tab w:val="num" w:pos="0"/>
-        </w:tabs>
-        <w:ind w:left="0" w:hanging="0"/>
-      </w:pPr>
-    </w:lvl>
-    <w:lvl w:ilvl="1">
-      <w:start w:val="1"/>
-      <w:numFmt w:val="none"/>
-      <w:suff w:val="nothing"/>
-      <w:lvlText w:val=""/>
-      <w:lvlJc w:val="left"/>
-      <w:pPr>
-        <w:tabs>
-          <w:tab w:val="num" w:pos="0"/>
-        </w:tabs>
-        <w:ind w:left="0" w:hanging="0"/>
-      </w:pPr>
-    </w:lvl>
-    <w:lvl w:ilvl="2">
-      <w:start w:val="1"/>
-      <w:numFmt w:val="none"/>
-      <w:suff w:val="nothing"/>
-      <w:lvlText w:val=""/>
-      <w:lvlJc w:val="left"/>
-      <w:pPr>
-        <w:tabs>
-          <w:tab w:val="num" w:pos="0"/>
-        </w:tabs>
-        <w:ind w:left="0" w:hanging="0"/>
-      </w:pPr>
-    </w:lvl>
-    <w:lvl w:ilvl="3">
-      <w:start w:val="1"/>
-      <w:numFmt w:val="none"/>
-      <w:suff w:val="nothing"/>
-      <w:lvlText w:val=""/>
-      <w:lvlJc w:val="left"/>
-      <w:pPr>
-        <w:tabs>
-          <w:tab w:val="num" w:pos="0"/>
-        </w:tabs>
-        <w:ind w:left="0" w:hanging="0"/>
-      </w:pPr>
-    </w:lvl>
-    <w:lvl w:ilvl="4">
-      <w:start w:val="1"/>
-      <w:numFmt w:val="none"/>
-      <w:suff w:val="nothing"/>
-      <w:lvlText w:val=""/>
-      <w:lvlJc w:val="left"/>
-      <w:pPr>
-        <w:tabs>
-          <w:tab w:val="num" w:pos="0"/>
-        </w:tabs>
-        <w:ind w:left="0" w:hanging="0"/>
-      </w:pPr>
-    </w:lvl>
-    <w:lvl w:ilvl="5">
-      <w:start w:val="1"/>
-      <w:numFmt w:val="none"/>
-      <w:suff w:val="nothing"/>
-      <w:lvlText w:val=""/>
-      <w:lvlJc w:val="left"/>
-      <w:pPr>
-        <w:tabs>
-          <w:tab w:val="num" w:pos="0"/>
-        </w:tabs>
-        <w:ind w:left="0" w:hanging="0"/>
-      </w:pPr>
-    </w:lvl>
-    <w:lvl w:ilvl="6">
-      <w:start w:val="1"/>
-      <w:numFmt w:val="none"/>
-      <w:suff w:val="nothing"/>
-      <w:lvlText w:val=""/>
-      <w:lvlJc w:val="left"/>
-      <w:pPr>
-        <w:tabs>
-          <w:tab w:val="num" w:pos="0"/>
-        </w:tabs>
-        <w:ind w:left="0" w:hanging="0"/>
-      </w:pPr>
-    </w:lvl>
-    <w:lvl w:ilvl="7">
-      <w:start w:val="1"/>
-      <w:numFmt w:val="none"/>
-      <w:suff w:val="nothing"/>
-      <w:lvlText w:val=""/>
-      <w:lvlJc w:val="left"/>
-      <w:pPr>
-        <w:tabs>
-          <w:tab w:val="num" w:pos="0"/>
-        </w:tabs>
-        <w:ind w:left="0" w:hanging="0"/>
-      </w:pPr>
-    </w:lvl>
-    <w:lvl w:ilvl="8">
-      <w:start w:val="1"/>
-      <w:numFmt w:val="none"/>
-      <w:suff w:val="nothing"/>
-      <w:lvlText w:val=""/>
-      <w:lvlJc w:val="left"/>
-      <w:pPr>
-        <w:tabs>
-          <w:tab w:val="num" w:pos="0"/>
-        </w:tabs>
-        <w:ind w:left="0" w:hanging="0"/>
+  <w:abstractNum w:abstractNumId="2" w15:restartNumberingAfterBreak="0">
+    <w:nsid w:val="0CD4521E"/>
+    <w:multiLevelType w:val="hybridMultilevel"/>
+    <w:tmpl w:val="41B4106E"/>
+    <w:lvl w:ilvl="0" w:tplc="4009000F">
+      <w:start w:val="1"/>
+      <w:numFmt w:val="decimal"/>
+      <w:lvlText w:val="%1."/>
+      <w:lvlJc w:val="left"/>
+      <w:pPr>
+        <w:ind w:left="720" w:hanging="360"/>
+      </w:pPr>
+      <w:rPr>
+        <w:rFonts w:hint="default"/>
+      </w:rPr>
+    </w:lvl>
+    <w:lvl w:ilvl="1" w:tplc="40090019" w:tentative="1">
+      <w:start w:val="1"/>
+      <w:numFmt w:val="lowerLetter"/>
+      <w:lvlText w:val="%2."/>
+      <w:lvlJc w:val="left"/>
+      <w:pPr>
+        <w:ind w:left="1440" w:hanging="360"/>
+      </w:pPr>
+    </w:lvl>
+    <w:lvl w:ilvl="2" w:tplc="4009001B" w:tentative="1">
+      <w:start w:val="1"/>
+      <w:numFmt w:val="lowerRoman"/>
+      <w:lvlText w:val="%3."/>
+      <w:lvlJc w:val="right"/>
+      <w:pPr>
+        <w:ind w:left="2160" w:hanging="180"/>
+      </w:pPr>
+    </w:lvl>
+    <w:lvl w:ilvl="3" w:tplc="4009000F" w:tentative="1">
+      <w:start w:val="1"/>
+      <w:numFmt w:val="decimal"/>
+      <w:lvlText w:val="%4."/>
+      <w:lvlJc w:val="left"/>
+      <w:pPr>
+        <w:ind w:left="2880" w:hanging="360"/>
+      </w:pPr>
+    </w:lvl>
+    <w:lvl w:ilvl="4" w:tplc="40090019" w:tentative="1">
+      <w:start w:val="1"/>
+      <w:numFmt w:val="lowerLetter"/>
+      <w:lvlText w:val="%5."/>
+      <w:lvlJc w:val="left"/>
+      <w:pPr>
+        <w:ind w:left="3600" w:hanging="360"/>
+      </w:pPr>
+    </w:lvl>
+    <w:lvl w:ilvl="5" w:tplc="4009001B" w:tentative="1">
+      <w:start w:val="1"/>
+      <w:numFmt w:val="lowerRoman"/>
+      <w:lvlText w:val="%6."/>
+      <w:lvlJc w:val="right"/>
+      <w:pPr>
+        <w:ind w:left="4320" w:hanging="180"/>
+      </w:pPr>
+    </w:lvl>
+    <w:lvl w:ilvl="6" w:tplc="4009000F" w:tentative="1">
+      <w:start w:val="1"/>
+      <w:numFmt w:val="decimal"/>
+      <w:lvlText w:val="%7."/>
+      <w:lvlJc w:val="left"/>
+      <w:pPr>
+        <w:ind w:left="5040" w:hanging="360"/>
+      </w:pPr>
+    </w:lvl>
+    <w:lvl w:ilvl="7" w:tplc="40090019" w:tentative="1">
+      <w:start w:val="1"/>
+      <w:numFmt w:val="lowerLetter"/>
+      <w:lvlText w:val="%8."/>
+      <w:lvlJc w:val="left"/>
+      <w:pPr>
+        <w:ind w:left="5760" w:hanging="360"/>
+      </w:pPr>
+    </w:lvl>
+    <w:lvl w:ilvl="8" w:tplc="4009001B" w:tentative="1">
+      <w:start w:val="1"/>
+      <w:numFmt w:val="lowerRoman"/>
+      <w:lvlText w:val="%9."/>
+      <w:lvlJc w:val="right"/>
+      <w:pPr>
+        <w:ind w:left="6480" w:hanging="180"/>
       </w:pPr>
     </w:lvl>
   </w:abstractNum>
-  <w:num w:numId="1">
+  <w:abstractNum w:abstractNumId="3" w15:restartNumberingAfterBreak="0">
+    <w:nsid w:val="11F2279B"/>
+    <w:multiLevelType w:val="hybridMultilevel"/>
+    <w:tmpl w:val="D2E4FCF6"/>
+    <w:lvl w:ilvl="0" w:tplc="04090001">
+      <w:start w:val="1"/>
+      <w:numFmt w:val="bullet"/>
+      <w:lvlText w:val=""/>
+      <w:lvlJc w:val="left"/>
+      <w:pPr>
+        <w:ind w:left="720" w:hanging="360"/>
+      </w:pPr>
+      <w:rPr>
+        <w:rFonts w:ascii="Symbol" w:hAnsi="Symbol" w:hint="default"/>
+      </w:rPr>
+    </w:lvl>
+    <w:lvl w:ilvl="1" w:tplc="04090003" w:tentative="1">
+      <w:start w:val="1"/>
+      <w:numFmt w:val="bullet"/>
+      <w:lvlText w:val="o"/>
+      <w:lvlJc w:val="left"/>
+      <w:pPr>
+        <w:ind w:left="1440" w:hanging="360"/>
+      </w:pPr>
+      <w:rPr>
+        <w:rFonts w:ascii="Courier New" w:hAnsi="Courier New" w:cs="Courier New" w:hint="default"/>
+      </w:rPr>
+    </w:lvl>
+    <w:lvl w:ilvl="2" w:tplc="04090005" w:tentative="1">
+      <w:start w:val="1"/>
+      <w:numFmt w:val="bullet"/>
+      <w:lvlText w:val=""/>
+      <w:lvlJc w:val="left"/>
+      <w:pPr>
+        <w:ind w:left="2160" w:hanging="360"/>
+      </w:pPr>
+      <w:rPr>
+        <w:rFonts w:ascii="Wingdings" w:hAnsi="Wingdings" w:hint="default"/>
+      </w:rPr>
+    </w:lvl>
+    <w:lvl w:ilvl="3" w:tplc="04090001" w:tentative="1">
+      <w:start w:val="1"/>
+      <w:numFmt w:val="bullet"/>
+      <w:lvlText w:val=""/>
+      <w:lvlJc w:val="left"/>
+      <w:pPr>
+        <w:ind w:left="2880" w:hanging="360"/>
+      </w:pPr>
+      <w:rPr>
+        <w:rFonts w:ascii="Symbol" w:hAnsi="Symbol" w:hint="default"/>
+      </w:rPr>
+    </w:lvl>
+    <w:lvl w:ilvl="4" w:tplc="04090003" w:tentative="1">
+      <w:start w:val="1"/>
+      <w:numFmt w:val="bullet"/>
+      <w:lvlText w:val="o"/>
+      <w:lvlJc w:val="left"/>
+      <w:pPr>
+        <w:ind w:left="3600" w:hanging="360"/>
+      </w:pPr>
+      <w:rPr>
+        <w:rFonts w:ascii="Courier New" w:hAnsi="Courier New" w:cs="Courier New" w:hint="default"/>
+      </w:rPr>
+    </w:lvl>
+    <w:lvl w:ilvl="5" w:tplc="04090005" w:tentative="1">
+      <w:start w:val="1"/>
+      <w:numFmt w:val="bullet"/>
+      <w:lvlText w:val=""/>
+      <w:lvlJc w:val="left"/>
+      <w:pPr>
+        <w:ind w:left="4320" w:hanging="360"/>
+      </w:pPr>
+      <w:rPr>
+        <w:rFonts w:ascii="Wingdings" w:hAnsi="Wingdings" w:hint="default"/>
+      </w:rPr>
+    </w:lvl>
+    <w:lvl w:ilvl="6" w:tplc="04090001" w:tentative="1">
+      <w:start w:val="1"/>
+      <w:numFmt w:val="bullet"/>
+      <w:lvlText w:val=""/>
+      <w:lvlJc w:val="left"/>
+      <w:pPr>
+        <w:ind w:left="5040" w:hanging="360"/>
+      </w:pPr>
+      <w:rPr>
+        <w:rFonts w:ascii="Symbol" w:hAnsi="Symbol" w:hint="default"/>
+      </w:rPr>
+    </w:lvl>
+    <w:lvl w:ilvl="7" w:tplc="04090003" w:tentative="1">
+      <w:start w:val="1"/>
+      <w:numFmt w:val="bullet"/>
+      <w:lvlText w:val="o"/>
+      <w:lvlJc w:val="left"/>
+      <w:pPr>
+        <w:ind w:left="5760" w:hanging="360"/>
+      </w:pPr>
+      <w:rPr>
+        <w:rFonts w:ascii="Courier New" w:hAnsi="Courier New" w:cs="Courier New" w:hint="default"/>
+      </w:rPr>
+    </w:lvl>
+    <w:lvl w:ilvl="8" w:tplc="04090005" w:tentative="1">
+      <w:start w:val="1"/>
+      <w:numFmt w:val="bullet"/>
+      <w:lvlText w:val=""/>
+      <w:lvlJc w:val="left"/>
+      <w:pPr>
+        <w:ind w:left="6480" w:hanging="360"/>
+      </w:pPr>
+      <w:rPr>
+        <w:rFonts w:ascii="Wingdings" w:hAnsi="Wingdings" w:hint="default"/>
+      </w:rPr>
+    </w:lvl>
+  </w:abstractNum>
+  <w:abstractNum w:abstractNumId="4" w15:restartNumberingAfterBreak="0">
+    <w:nsid w:val="30FE4699"/>
+    <w:multiLevelType w:val="hybridMultilevel"/>
+    <w:tmpl w:val="439058AE"/>
+    <w:lvl w:ilvl="0" w:tplc="4009000F">
+      <w:start w:val="1"/>
+      <w:numFmt w:val="decimal"/>
+      <w:lvlText w:val="%1."/>
+      <w:lvlJc w:val="left"/>
+      <w:pPr>
+        <w:ind w:left="786" w:hanging="360"/>
+      </w:pPr>
+    </w:lvl>
+    <w:lvl w:ilvl="1" w:tplc="40090019" w:tentative="1">
+      <w:start w:val="1"/>
+      <w:numFmt w:val="lowerLetter"/>
+      <w:lvlText w:val="%2."/>
+      <w:lvlJc w:val="left"/>
+      <w:pPr>
+        <w:ind w:left="1015" w:hanging="360"/>
+      </w:pPr>
+    </w:lvl>
+    <w:lvl w:ilvl="2" w:tplc="4009001B" w:tentative="1">
+      <w:start w:val="1"/>
+      <w:numFmt w:val="lowerRoman"/>
+      <w:lvlText w:val="%3."/>
+      <w:lvlJc w:val="right"/>
+      <w:pPr>
+        <w:ind w:left="1735" w:hanging="180"/>
+      </w:pPr>
+    </w:lvl>
+    <w:lvl w:ilvl="3" w:tplc="4009000F" w:tentative="1">
+      <w:start w:val="1"/>
+      <w:numFmt w:val="decimal"/>
+      <w:lvlText w:val="%4."/>
+      <w:lvlJc w:val="left"/>
+      <w:pPr>
+        <w:ind w:left="2455" w:hanging="360"/>
+      </w:pPr>
+    </w:lvl>
+    <w:lvl w:ilvl="4" w:tplc="40090019" w:tentative="1">
+      <w:start w:val="1"/>
+      <w:numFmt w:val="lowerLetter"/>
+      <w:lvlText w:val="%5."/>
+      <w:lvlJc w:val="left"/>
+      <w:pPr>
+        <w:ind w:left="3175" w:hanging="360"/>
+      </w:pPr>
+    </w:lvl>
+    <w:lvl w:ilvl="5" w:tplc="4009001B" w:tentative="1">
+      <w:start w:val="1"/>
+      <w:numFmt w:val="lowerRoman"/>
+      <w:lvlText w:val="%6."/>
+      <w:lvlJc w:val="right"/>
+      <w:pPr>
+        <w:ind w:left="3895" w:hanging="180"/>
+      </w:pPr>
+    </w:lvl>
+    <w:lvl w:ilvl="6" w:tplc="4009000F" w:tentative="1">
+      <w:start w:val="1"/>
+      <w:numFmt w:val="decimal"/>
+      <w:lvlText w:val="%7."/>
+      <w:lvlJc w:val="left"/>
+      <w:pPr>
+        <w:ind w:left="4615" w:hanging="360"/>
+      </w:pPr>
+    </w:lvl>
+    <w:lvl w:ilvl="7" w:tplc="40090019" w:tentative="1">
+      <w:start w:val="1"/>
+      <w:numFmt w:val="lowerLetter"/>
+      <w:lvlText w:val="%8."/>
+      <w:lvlJc w:val="left"/>
+      <w:pPr>
+        <w:ind w:left="5335" w:hanging="360"/>
+      </w:pPr>
+    </w:lvl>
+    <w:lvl w:ilvl="8" w:tplc="4009001B" w:tentative="1">
+      <w:start w:val="1"/>
+      <w:numFmt w:val="lowerRoman"/>
+      <w:lvlText w:val="%9."/>
+      <w:lvlJc w:val="right"/>
+      <w:pPr>
+        <w:ind w:left="6055" w:hanging="180"/>
+      </w:pPr>
+    </w:lvl>
+  </w:abstractNum>
+  <w:abstractNum w:abstractNumId="5" w15:restartNumberingAfterBreak="0">
+    <w:nsid w:val="43E14188"/>
+    <w:multiLevelType w:val="hybridMultilevel"/>
+    <w:tmpl w:val="90BAAAF0"/>
+    <w:lvl w:ilvl="0" w:tplc="40090001">
+      <w:start w:val="1"/>
+      <w:numFmt w:val="bullet"/>
+      <w:lvlText w:val=""/>
+      <w:lvlJc w:val="left"/>
+      <w:pPr>
+        <w:ind w:left="720" w:hanging="360"/>
+      </w:pPr>
+      <w:rPr>
+        <w:rFonts w:ascii="Symbol" w:hAnsi="Symbol" w:hint="default"/>
+      </w:rPr>
+    </w:lvl>
+    <w:lvl w:ilvl="1" w:tplc="40090003" w:tentative="1">
+      <w:start w:val="1"/>
+      <w:numFmt w:val="bullet"/>
+      <w:lvlText w:val="o"/>
+      <w:lvlJc w:val="left"/>
+      <w:pPr>
+        <w:ind w:left="1440" w:hanging="360"/>
+      </w:pPr>
+      <w:rPr>
+        <w:rFonts w:ascii="Courier New" w:hAnsi="Courier New" w:cs="Courier New" w:hint="default"/>
+      </w:rPr>
+    </w:lvl>
+    <w:lvl w:ilvl="2" w:tplc="40090005" w:tentative="1">
+      <w:start w:val="1"/>
+      <w:numFmt w:val="bullet"/>
+      <w:lvlText w:val=""/>
+      <w:lvlJc w:val="left"/>
+      <w:pPr>
+        <w:ind w:left="2160" w:hanging="360"/>
+      </w:pPr>
+      <w:rPr>
+        <w:rFonts w:ascii="Wingdings" w:hAnsi="Wingdings" w:hint="default"/>
+      </w:rPr>
+    </w:lvl>
+    <w:lvl w:ilvl="3" w:tplc="40090001" w:tentative="1">
+      <w:start w:val="1"/>
+      <w:numFmt w:val="bullet"/>
+      <w:lvlText w:val=""/>
+      <w:lvlJc w:val="left"/>
+      <w:pPr>
+        <w:ind w:left="2880" w:hanging="360"/>
+      </w:pPr>
+      <w:rPr>
+        <w:rFonts w:ascii="Symbol" w:hAnsi="Symbol" w:hint="default"/>
+      </w:rPr>
+    </w:lvl>
+    <w:lvl w:ilvl="4" w:tplc="40090003" w:tentative="1">
+      <w:start w:val="1"/>
+      <w:numFmt w:val="bullet"/>
+      <w:lvlText w:val="o"/>
+      <w:lvlJc w:val="left"/>
+      <w:pPr>
+        <w:ind w:left="3600" w:hanging="360"/>
+      </w:pPr>
+      <w:rPr>
+        <w:rFonts w:ascii="Courier New" w:hAnsi="Courier New" w:cs="Courier New" w:hint="default"/>
+      </w:rPr>
+    </w:lvl>
+    <w:lvl w:ilvl="5" w:tplc="40090005" w:tentative="1">
+      <w:start w:val="1"/>
+      <w:numFmt w:val="bullet"/>
+      <w:lvlText w:val=""/>
+      <w:lvlJc w:val="left"/>
+      <w:pPr>
+        <w:ind w:left="4320" w:hanging="360"/>
+      </w:pPr>
+      <w:rPr>
+        <w:rFonts w:ascii="Wingdings" w:hAnsi="Wingdings" w:hint="default"/>
+      </w:rPr>
+    </w:lvl>
+    <w:lvl w:ilvl="6" w:tplc="40090001" w:tentative="1">
+      <w:start w:val="1"/>
+      <w:numFmt w:val="bullet"/>
+      <w:lvlText w:val=""/>
+      <w:lvlJc w:val="left"/>
+      <w:pPr>
+        <w:ind w:left="5040" w:hanging="360"/>
+      </w:pPr>
+      <w:rPr>
+        <w:rFonts w:ascii="Symbol" w:hAnsi="Symbol" w:hint="default"/>
+      </w:rPr>
+    </w:lvl>
+    <w:lvl w:ilvl="7" w:tplc="40090003" w:tentative="1">
+      <w:start w:val="1"/>
+      <w:numFmt w:val="bullet"/>
+      <w:lvlText w:val="o"/>
+      <w:lvlJc w:val="left"/>
+      <w:pPr>
+        <w:ind w:left="5760" w:hanging="360"/>
+      </w:pPr>
+      <w:rPr>
+        <w:rFonts w:ascii="Courier New" w:hAnsi="Courier New" w:cs="Courier New" w:hint="default"/>
+      </w:rPr>
+    </w:lvl>
+    <w:lvl w:ilvl="8" w:tplc="40090005" w:tentative="1">
+      <w:start w:val="1"/>
+      <w:numFmt w:val="bullet"/>
+      <w:lvlText w:val=""/>
+      <w:lvlJc w:val="left"/>
+      <w:pPr>
+        <w:ind w:left="6480" w:hanging="360"/>
+      </w:pPr>
+      <w:rPr>
+        <w:rFonts w:ascii="Wingdings" w:hAnsi="Wingdings" w:hint="default"/>
+      </w:rPr>
+    </w:lvl>
+  </w:abstractNum>
+  <w:abstractNum w:abstractNumId="6" w15:restartNumberingAfterBreak="0">
+    <w:nsid w:val="69D861C2"/>
+    <w:multiLevelType w:val="hybridMultilevel"/>
+    <w:tmpl w:val="BA1E96F0"/>
+    <w:lvl w:ilvl="0" w:tplc="40090001">
+      <w:start w:val="1"/>
+      <w:numFmt w:val="bullet"/>
+      <w:lvlText w:val=""/>
+      <w:lvlJc w:val="left"/>
+      <w:pPr>
+        <w:ind w:left="720" w:hanging="360"/>
+      </w:pPr>
+      <w:rPr>
+        <w:rFonts w:ascii="Symbol" w:hAnsi="Symbol" w:hint="default"/>
+      </w:rPr>
+    </w:lvl>
+    <w:lvl w:ilvl="1" w:tplc="40090003" w:tentative="1">
+      <w:start w:val="1"/>
+      <w:numFmt w:val="bullet"/>
+      <w:lvlText w:val="o"/>
+      <w:lvlJc w:val="left"/>
+      <w:pPr>
+        <w:ind w:left="1440" w:hanging="360"/>
+      </w:pPr>
+      <w:rPr>
+        <w:rFonts w:ascii="Courier New" w:hAnsi="Courier New" w:cs="Courier New" w:hint="default"/>
+      </w:rPr>
+    </w:lvl>
+    <w:lvl w:ilvl="2" w:tplc="40090005" w:tentative="1">
+      <w:start w:val="1"/>
+      <w:numFmt w:val="bullet"/>
+      <w:lvlText w:val=""/>
+      <w:lvlJc w:val="left"/>
+      <w:pPr>
+        <w:ind w:left="2160" w:hanging="360"/>
+      </w:pPr>
+      <w:rPr>
+        <w:rFonts w:ascii="Wingdings" w:hAnsi="Wingdings" w:hint="default"/>
+      </w:rPr>
+    </w:lvl>
+    <w:lvl w:ilvl="3" w:tplc="40090001" w:tentative="1">
+      <w:start w:val="1"/>
+      <w:numFmt w:val="bullet"/>
+      <w:lvlText w:val=""/>
+      <w:lvlJc w:val="left"/>
+      <w:pPr>
+        <w:ind w:left="2880" w:hanging="360"/>
+      </w:pPr>
+      <w:rPr>
+        <w:rFonts w:ascii="Symbol" w:hAnsi="Symbol" w:hint="default"/>
+      </w:rPr>
+    </w:lvl>
+    <w:lvl w:ilvl="4" w:tplc="40090003" w:tentative="1">
+      <w:start w:val="1"/>
+      <w:numFmt w:val="bullet"/>
+      <w:lvlText w:val="o"/>
+      <w:lvlJc w:val="left"/>
+      <w:pPr>
+        <w:ind w:left="3600" w:hanging="360"/>
+      </w:pPr>
+      <w:rPr>
+        <w:rFonts w:ascii="Courier New" w:hAnsi="Courier New" w:cs="Courier New" w:hint="default"/>
+      </w:rPr>
+    </w:lvl>
+    <w:lvl w:ilvl="5" w:tplc="40090005" w:tentative="1">
+      <w:start w:val="1"/>
+      <w:numFmt w:val="bullet"/>
+      <w:lvlText w:val=""/>
+      <w:lvlJc w:val="left"/>
+      <w:pPr>
+        <w:ind w:left="4320" w:hanging="360"/>
+      </w:pPr>
+      <w:rPr>
+        <w:rFonts w:ascii="Wingdings" w:hAnsi="Wingdings" w:hint="default"/>
+      </w:rPr>
+    </w:lvl>
+    <w:lvl w:ilvl="6" w:tplc="40090001" w:tentative="1">
+      <w:start w:val="1"/>
+      <w:numFmt w:val="bullet"/>
+      <w:lvlText w:val=""/>
+      <w:lvlJc w:val="left"/>
+      <w:pPr>
+        <w:ind w:left="5040" w:hanging="360"/>
+      </w:pPr>
+      <w:rPr>
+        <w:rFonts w:ascii="Symbol" w:hAnsi="Symbol" w:hint="default"/>
+      </w:rPr>
+    </w:lvl>
+    <w:lvl w:ilvl="7" w:tplc="40090003" w:tentative="1">
+      <w:start w:val="1"/>
+      <w:numFmt w:val="bullet"/>
+      <w:lvlText w:val="o"/>
+      <w:lvlJc w:val="left"/>
+      <w:pPr>
+        <w:ind w:left="5760" w:hanging="360"/>
+      </w:pPr>
+      <w:rPr>
+        <w:rFonts w:ascii="Courier New" w:hAnsi="Courier New" w:cs="Courier New" w:hint="default"/>
+      </w:rPr>
+    </w:lvl>
+    <w:lvl w:ilvl="8" w:tplc="40090005" w:tentative="1">
+      <w:start w:val="1"/>
+      <w:numFmt w:val="bullet"/>
+      <w:lvlText w:val=""/>
+      <w:lvlJc w:val="left"/>
+      <w:pPr>
+        <w:ind w:left="6480" w:hanging="360"/>
+      </w:pPr>
+      <w:rPr>
+        <w:rFonts w:ascii="Wingdings" w:hAnsi="Wingdings" w:hint="default"/>
+      </w:rPr>
+    </w:lvl>
+  </w:abstractNum>
+  <w:num w:numId="1" w16cid:durableId="619725678">
+    <w:abstractNumId w:val="4"/>
+  </w:num>
+  <w:num w:numId="2" w16cid:durableId="969939254">
+    <w:abstractNumId w:val="0"/>
+  </w:num>
+  <w:num w:numId="3" w16cid:durableId="943684995">
+    <w:abstractNumId w:val="2"/>
+  </w:num>
+  <w:num w:numId="4" w16cid:durableId="41635723">
+    <w:abstractNumId w:val="3"/>
+  </w:num>
+  <w:num w:numId="5" w16cid:durableId="2031907680">
+    <w:abstractNumId w:val="6"/>
+  </w:num>
+  <w:num w:numId="6" w16cid:durableId="175581086">
     <w:abstractNumId w:val="1"/>
   </w:num>
-  <w:num w:numId="2">
-    <w:abstractNumId w:val="2"/>
+  <w:num w:numId="7" w16cid:durableId="967399804">
+    <w:abstractNumId w:val="5"/>
   </w:num>
 </w:numbering>
 </file>
 
 <file path=word/styles.xml><?xml version="1.0" encoding="utf-8"?>
-<w:styles xmlns:w="http://schemas.openxmlformats.org/wordprocessingml/2006/main" xmlns:w14="http://schemas.microsoft.com/office/word/2010/wordml" xmlns:mc="http://schemas.openxmlformats.org/markup-compatibility/2006" mc:Ignorable="w14">
+<w:styles xmlns:mc="http://schemas.openxmlformats.org/markup-compatibility/2006" xmlns:r="http://schemas.openxmlformats.org/officeDocument/2006/relationships" xmlns:w="http://schemas.openxmlformats.org/wordprocessingml/2006/main" xmlns:w14="http://schemas.microsoft.com/office/word/2010/wordml" xmlns:w15="http://schemas.microsoft.com/office/word/2012/wordml" xmlns:w16cex="http://schemas.microsoft.com/office/word/2018/wordml/cex" xmlns:w16cid="http://schemas.microsoft.com/office/word/2016/wordml/cid" xmlns:w16="http://schemas.microsoft.com/office/word/2018/wordml" xmlns:w16du="http://schemas.microsoft.com/office/word/2023/wordml/word16du" xmlns:w16sdtdh="http://schemas.microsoft.com/office/word/2020/wordml/sdtdatahash" xmlns:w16sdtfl="http://schemas.microsoft.com/office/word/2024/wordml/sdtformatlock" xmlns:w16se="http://schemas.microsoft.com/office/word/2015/wordml/symex" mc:Ignorable="w14 w15 w16se w16cid w16 w16cex w16sdtdh w16sdtfl w16du">
   <w:docDefaults>
     <w:rPrDefault>
       <w:rPr>
-        <w:rFonts w:ascii="Calibri" w:hAnsi="Calibri" w:eastAsia="Calibri" w:cs="" w:asciiTheme="minorHAnsi" w:cstheme="minorBidi" w:eastAsiaTheme="minorHAnsi" w:hAnsiTheme="minorHAnsi"/>
+        <w:rFonts w:asciiTheme="minorHAnsi" w:eastAsiaTheme="minorHAnsi" w:hAnsiTheme="minorHAnsi" w:cstheme="minorBidi"/>
         <w:sz w:val="22"/>
         <w:szCs w:val="22"/>
         <w:lang w:val="en-IN" w:eastAsia="en-US" w:bidi="ar-SA"/>
@@ -1293,21 +1744,21 @@
     </w:rPrDefault>
     <w:pPrDefault>
       <w:pPr>
-        <w:suppressAutoHyphens w:val="true"/>
+        <w:spacing w:after="160" w:line="259" w:lineRule="auto"/>
       </w:pPr>
     </w:pPrDefault>
   </w:docDefaults>
   <w:latentStyles w:defLockedState="0" w:defUIPriority="99" w:defSemiHidden="0" w:defUnhideWhenUsed="0" w:defQFormat="0" w:count="376">
     <w:lsdException w:name="Normal" w:uiPriority="0" w:qFormat="1"/>
     <w:lsdException w:name="heading 1" w:uiPriority="9" w:qFormat="1"/>
-    <w:lsdException w:name="heading 2" w:uiPriority="9" w:semiHidden="1" w:unhideWhenUsed="1" w:qFormat="1"/>
-    <w:lsdException w:name="heading 3" w:uiPriority="9" w:semiHidden="1" w:unhideWhenUsed="1" w:qFormat="1"/>
-    <w:lsdException w:name="heading 4" w:uiPriority="9" w:semiHidden="1" w:unhideWhenUsed="1" w:qFormat="1"/>
-    <w:lsdException w:name="heading 5" w:uiPriority="9" w:semiHidden="1" w:unhideWhenUsed="1" w:qFormat="1"/>
-    <w:lsdException w:name="heading 6" w:uiPriority="9" w:semiHidden="1" w:unhideWhenUsed="1" w:qFormat="1"/>
-    <w:lsdException w:name="heading 7" w:uiPriority="9" w:semiHidden="1" w:unhideWhenUsed="1" w:qFormat="1"/>
-    <w:lsdException w:name="heading 8" w:uiPriority="9" w:semiHidden="1" w:unhideWhenUsed="1" w:qFormat="1"/>
-    <w:lsdException w:name="heading 9" w:uiPriority="9" w:semiHidden="1" w:unhideWhenUsed="1" w:qFormat="1"/>
+    <w:lsdException w:name="heading 2" w:semiHidden="1" w:uiPriority="9" w:unhideWhenUsed="1" w:qFormat="1"/>
+    <w:lsdException w:name="heading 3" w:semiHidden="1" w:uiPriority="9" w:unhideWhenUsed="1" w:qFormat="1"/>
+    <w:lsdException w:name="heading 4" w:semiHidden="1" w:uiPriority="9" w:unhideWhenUsed="1" w:qFormat="1"/>
+    <w:lsdException w:name="heading 5" w:semiHidden="1" w:uiPriority="9" w:unhideWhenUsed="1" w:qFormat="1"/>
+    <w:lsdException w:name="heading 6" w:semiHidden="1" w:uiPriority="9" w:unhideWhenUsed="1" w:qFormat="1"/>
+    <w:lsdException w:name="heading 7" w:semiHidden="1" w:uiPriority="9" w:unhideWhenUsed="1" w:qFormat="1"/>
+    <w:lsdException w:name="heading 8" w:semiHidden="1" w:uiPriority="9" w:unhideWhenUsed="1" w:qFormat="1"/>
+    <w:lsdException w:name="heading 9" w:semiHidden="1" w:uiPriority="9" w:unhideWhenUsed="1" w:qFormat="1"/>
     <w:lsdException w:name="index 1" w:semiHidden="1" w:unhideWhenUsed="1"/>
     <w:lsdException w:name="index 2" w:semiHidden="1" w:unhideWhenUsed="1"/>
     <w:lsdException w:name="index 3" w:semiHidden="1" w:unhideWhenUsed="1"/>
@@ -1317,22 +1768,22 @@
     <w:lsdException w:name="index 7" w:semiHidden="1" w:unhideWhenUsed="1"/>
     <w:lsdException w:name="index 8" w:semiHidden="1" w:unhideWhenUsed="1"/>
     <w:lsdException w:name="index 9" w:semiHidden="1" w:unhideWhenUsed="1"/>
-    <w:lsdException w:name="toc 1" w:uiPriority="39" w:semiHidden="1" w:unhideWhenUsed="1"/>
-    <w:lsdException w:name="toc 2" w:uiPriority="39" w:semiHidden="1" w:unhideWhenUsed="1"/>
-    <w:lsdException w:name="toc 3" w:uiPriority="39" w:semiHidden="1" w:unhideWhenUsed="1"/>
-    <w:lsdException w:name="toc 4" w:uiPriority="39" w:semiHidden="1" w:unhideWhenUsed="1"/>
-    <w:lsdException w:name="toc 5" w:uiPriority="39" w:semiHidden="1" w:unhideWhenUsed="1"/>
-    <w:lsdException w:name="toc 6" w:uiPriority="39" w:semiHidden="1" w:unhideWhenUsed="1"/>
-    <w:lsdException w:name="toc 7" w:uiPriority="39" w:semiHidden="1" w:unhideWhenUsed="1"/>
-    <w:lsdException w:name="toc 8" w:uiPriority="39" w:semiHidden="1" w:unhideWhenUsed="1"/>
-    <w:lsdException w:name="toc 9" w:uiPriority="39" w:semiHidden="1" w:unhideWhenUsed="1"/>
+    <w:lsdException w:name="toc 1" w:semiHidden="1" w:uiPriority="39" w:unhideWhenUsed="1"/>
+    <w:lsdException w:name="toc 2" w:semiHidden="1" w:uiPriority="39" w:unhideWhenUsed="1"/>
+    <w:lsdException w:name="toc 3" w:semiHidden="1" w:uiPriority="39" w:unhideWhenUsed="1"/>
+    <w:lsdException w:name="toc 4" w:semiHidden="1" w:uiPriority="39" w:unhideWhenUsed="1"/>
+    <w:lsdException w:name="toc 5" w:semiHidden="1" w:uiPriority="39" w:unhideWhenUsed="1"/>
+    <w:lsdException w:name="toc 6" w:semiHidden="1" w:uiPriority="39" w:unhideWhenUsed="1"/>
+    <w:lsdException w:name="toc 7" w:semiHidden="1" w:uiPriority="39" w:unhideWhenUsed="1"/>
+    <w:lsdException w:name="toc 8" w:semiHidden="1" w:uiPriority="39" w:unhideWhenUsed="1"/>
+    <w:lsdException w:name="toc 9" w:semiHidden="1" w:uiPriority="39" w:unhideWhenUsed="1"/>
     <w:lsdException w:name="Normal Indent" w:semiHidden="1" w:unhideWhenUsed="1"/>
     <w:lsdException w:name="footnote text" w:semiHidden="1" w:unhideWhenUsed="1"/>
     <w:lsdException w:name="annotation text" w:semiHidden="1" w:unhideWhenUsed="1"/>
     <w:lsdException w:name="header" w:semiHidden="1" w:unhideWhenUsed="1"/>
     <w:lsdException w:name="footer" w:semiHidden="1" w:unhideWhenUsed="1"/>
     <w:lsdException w:name="index heading" w:semiHidden="1" w:unhideWhenUsed="1"/>
-    <w:lsdException w:name="caption" w:uiPriority="35" w:semiHidden="1" w:unhideWhenUsed="1" w:qFormat="1"/>
+    <w:lsdException w:name="caption" w:semiHidden="1" w:uiPriority="35" w:unhideWhenUsed="1" w:qFormat="1"/>
     <w:lsdException w:name="table of figures" w:semiHidden="1" w:unhideWhenUsed="1"/>
     <w:lsdException w:name="envelope address" w:semiHidden="1" w:unhideWhenUsed="1"/>
     <w:lsdException w:name="envelope return" w:semiHidden="1" w:unhideWhenUsed="1"/>
@@ -1363,7 +1814,7 @@
     <w:lsdException w:name="Title" w:uiPriority="10" w:qFormat="1"/>
     <w:lsdException w:name="Closing" w:semiHidden="1" w:unhideWhenUsed="1"/>
     <w:lsdException w:name="Signature" w:semiHidden="1" w:unhideWhenUsed="1"/>
-    <w:lsdException w:name="Default Paragraph Font" w:uiPriority="1" w:semiHidden="1" w:unhideWhenUsed="1"/>
+    <w:lsdException w:name="Default Paragraph Font" w:semiHidden="1" w:uiPriority="1" w:unhideWhenUsed="1"/>
     <w:lsdException w:name="Body Text" w:semiHidden="1" w:unhideWhenUsed="1"/>
     <w:lsdException w:name="Body Text Indent" w:semiHidden="1" w:unhideWhenUsed="1"/>
     <w:lsdException w:name="List Continue" w:semiHidden="1" w:unhideWhenUsed="1"/>
@@ -1563,8 +2014,8 @@
     <w:lsdException w:name="Subtle Reference" w:uiPriority="31" w:qFormat="1"/>
     <w:lsdException w:name="Intense Reference" w:uiPriority="32" w:qFormat="1"/>
     <w:lsdException w:name="Book Title" w:uiPriority="33" w:qFormat="1"/>
-    <w:lsdException w:name="Bibliography" w:uiPriority="37" w:semiHidden="1" w:unhideWhenUsed="1"/>
-    <w:lsdException w:name="TOC Heading" w:uiPriority="39" w:semiHidden="1" w:unhideWhenUsed="1" w:qFormat="1"/>
+    <w:lsdException w:name="Bibliography" w:semiHidden="1" w:uiPriority="37" w:unhideWhenUsed="1"/>
+    <w:lsdException w:name="TOC Heading" w:semiHidden="1" w:uiPriority="39" w:unhideWhenUsed="1" w:qFormat="1"/>
     <w:lsdException w:name="Plain Table 1" w:uiPriority="41"/>
     <w:lsdException w:name="Plain Table 2" w:uiPriority="42"/>
     <w:lsdException w:name="Plain Table 3" w:uiPriority="43"/>
@@ -1675,125 +2126,15 @@
     <w:lsdException w:name="Unresolved Mention" w:semiHidden="1" w:unhideWhenUsed="1"/>
     <w:lsdException w:name="Smart Link" w:semiHidden="1" w:unhideWhenUsed="1"/>
   </w:latentStyles>
-  <w:style w:type="paragraph" w:styleId="Normal" w:default="1">
+  <w:style w:type="paragraph" w:default="1" w:styleId="Normal">
     <w:name w:val="Normal"/>
     <w:qFormat/>
-    <w:pPr>
-      <w:widowControl/>
-      <w:bidi w:val="0"/>
-      <w:spacing w:lineRule="auto" w:line="259" w:before="0" w:after="160"/>
-      <w:jc w:val="left"/>
-    </w:pPr>
-    <w:rPr>
-      <w:rFonts w:ascii="Calibri" w:hAnsi="Calibri" w:eastAsia="Calibri" w:cs="" w:asciiTheme="minorHAnsi" w:cstheme="minorBidi" w:eastAsiaTheme="minorHAnsi" w:hAnsiTheme="minorHAnsi"/>
-      <w:color w:val="auto"/>
-      <w:kern w:val="0"/>
-      <w:sz w:val="22"/>
-      <w:szCs w:val="22"/>
-      <w:lang w:val="en-IN" w:eastAsia="en-US" w:bidi="ar-SA"/>
-    </w:rPr>
   </w:style>
-  <w:style w:type="character" w:styleId="DefaultParagraphFont" w:default="1">
+  <w:style w:type="character" w:default="1" w:styleId="DefaultParagraphFont">
     <w:name w:val="Default Paragraph Font"/>
     <w:uiPriority w:val="1"/>
     <w:semiHidden/>
     <w:unhideWhenUsed/>
-    <w:qFormat/>
-    <w:rPr/>
-  </w:style>
-  <w:style w:type="paragraph" w:styleId="Heading">
-    <w:name w:val="Heading"/>
-    <w:basedOn w:val="Normal"/>
-    <w:next w:val="TextBody"/>
-    <w:qFormat/>
-    <w:pPr>
-      <w:keepNext w:val="true"/>
-      <w:spacing w:before="240" w:after="120"/>
-    </w:pPr>
-    <w:rPr>
-      <w:rFonts w:ascii="Liberation Sans" w:hAnsi="Liberation Sans" w:eastAsia="Noto Sans CJK SC" w:cs="Lohit Devanagari"/>
-      <w:sz w:val="28"/>
-      <w:szCs w:val="28"/>
-    </w:rPr>
-  </w:style>
-  <w:style w:type="paragraph" w:styleId="TextBody">
-    <w:name w:val="Body Text"/>
-    <w:basedOn w:val="Normal"/>
-    <w:pPr>
-      <w:spacing w:lineRule="auto" w:line="276" w:before="0" w:after="140"/>
-    </w:pPr>
-    <w:rPr/>
-  </w:style>
-  <w:style w:type="paragraph" w:styleId="List">
-    <w:name w:val="List"/>
-    <w:basedOn w:val="TextBody"/>
-    <w:pPr/>
-    <w:rPr>
-      <w:rFonts w:cs="Lohit Devanagari"/>
-    </w:rPr>
-  </w:style>
-  <w:style w:type="paragraph" w:styleId="Caption">
-    <w:name w:val="Caption"/>
-    <w:basedOn w:val="Normal"/>
-    <w:qFormat/>
-    <w:pPr>
-      <w:suppressLineNumbers/>
-      <w:spacing w:before="120" w:after="120"/>
-    </w:pPr>
-    <w:rPr>
-      <w:rFonts w:cs="Lohit Devanagari"/>
-      <w:i/>
-      <w:iCs/>
-      <w:sz w:val="24"/>
-      <w:szCs w:val="24"/>
-    </w:rPr>
-  </w:style>
-  <w:style w:type="paragraph" w:styleId="Index">
-    <w:name w:val="Index"/>
-    <w:basedOn w:val="Normal"/>
-    <w:qFormat/>
-    <w:pPr>
-      <w:suppressLineNumbers/>
-    </w:pPr>
-    <w:rPr>
-      <w:rFonts w:cs="Lohit Devanagari"/>
-    </w:rPr>
-  </w:style>
-  <w:style w:type="paragraph" w:styleId="NormalWeb">
-    <w:name w:val="Normal (Web)"/>
-    <w:basedOn w:val="Normal"/>
-    <w:uiPriority w:val="99"/>
-    <w:qFormat/>
-    <w:rsid w:val="00017ce3"/>
-    <w:pPr>
-      <w:spacing w:lineRule="auto" w:line="240" w:beforeAutospacing="1" w:afterAutospacing="1"/>
-    </w:pPr>
-    <w:rPr>
-      <w:rFonts w:ascii="Times New Roman" w:hAnsi="Times New Roman" w:eastAsia="Times New Roman" w:cs="Times New Roman"/>
-      <w:sz w:val="24"/>
-      <w:szCs w:val="24"/>
-      <w:lang w:val="en-US"/>
-    </w:rPr>
-  </w:style>
-  <w:style w:type="paragraph" w:styleId="ListParagraph">
-    <w:name w:val="List Paragraph"/>
-    <w:basedOn w:val="Normal"/>
-    <w:uiPriority w:val="34"/>
-    <w:qFormat/>
-    <w:rsid w:val="009f7509"/>
-    <w:pPr>
-      <w:spacing w:before="0" w:after="160"/>
-      <w:ind w:left="720" w:hanging="0"/>
-      <w:contextualSpacing/>
-    </w:pPr>
-    <w:rPr/>
-  </w:style>
-  <w:style w:type="numbering" w:styleId="NoList" w:default="1">
-    <w:name w:val="No List"/>
-    <w:uiPriority w:val="99"/>
-    <w:semiHidden/>
-    <w:unhideWhenUsed/>
-    <w:qFormat/>
   </w:style>
   <w:style w:type="table" w:default="1" w:styleId="TableNormal">
     <w:name w:val="Normal Table"/>
@@ -1810,7 +2151,67 @@
       </w:tblCellMar>
     </w:tblPr>
   </w:style>
+  <w:style w:type="numbering" w:default="1" w:styleId="NoList">
+    <w:name w:val="No List"/>
+    <w:uiPriority w:val="99"/>
+    <w:semiHidden/>
+    <w:unhideWhenUsed/>
+  </w:style>
+  <w:style w:type="paragraph" w:styleId="NormalWeb">
+    <w:name w:val="Normal (Web)"/>
+    <w:basedOn w:val="Normal"/>
+    <w:uiPriority w:val="99"/>
+    <w:rsid w:val="00017CE3"/>
+    <w:pPr>
+      <w:spacing w:before="100" w:beforeAutospacing="1" w:after="100" w:afterAutospacing="1" w:line="240" w:lineRule="auto"/>
+    </w:pPr>
+    <w:rPr>
+      <w:rFonts w:ascii="Times New Roman" w:eastAsia="Times New Roman" w:hAnsi="Times New Roman" w:cs="Times New Roman"/>
+      <w:sz w:val="24"/>
+      <w:szCs w:val="24"/>
+      <w:lang w:val="en-US"/>
+    </w:rPr>
+  </w:style>
+  <w:style w:type="paragraph" w:styleId="ListParagraph">
+    <w:name w:val="List Paragraph"/>
+    <w:basedOn w:val="Normal"/>
+    <w:uiPriority w:val="34"/>
+    <w:qFormat/>
+    <w:rsid w:val="009F7509"/>
+    <w:pPr>
+      <w:ind w:left="720"/>
+      <w:contextualSpacing/>
+    </w:pPr>
+  </w:style>
 </w:styles>
+</file>
+
+<file path=word/ink/ink1.xml><?xml version="1.0" encoding="utf-8"?>
+<inkml:ink xmlns:inkml="http://www.w3.org/2003/InkML">
+  <inkml:definitions>
+    <inkml:context xml:id="ctx0">
+      <inkml:inkSource xml:id="inkSrc0">
+        <inkml:traceFormat>
+          <inkml:channel name="X" type="integer" min="-2.14748E9" max="2.14748E9" units="cm"/>
+          <inkml:channel name="Y" type="integer" min="-2.14748E9" max="2.14748E9" units="cm"/>
+          <inkml:channel name="F" type="integer" max="32767" units="dev"/>
+        </inkml:traceFormat>
+        <inkml:channelProperties>
+          <inkml:channelProperty channel="X" name="resolution" value="1000" units="1/cm"/>
+          <inkml:channelProperty channel="Y" name="resolution" value="1000" units="1/cm"/>
+          <inkml:channelProperty channel="F" name="resolution" value="0" units="1/dev"/>
+        </inkml:channelProperties>
+      </inkml:inkSource>
+      <inkml:timestamp xml:id="ts0" timeString="2024-09-13T05:41:53.896"/>
+    </inkml:context>
+    <inkml:brush xml:id="br0">
+      <inkml:brushProperty name="width" value="0.05" units="cm"/>
+      <inkml:brushProperty name="height" value="0.05" units="cm"/>
+      <inkml:brushProperty name="color" value="#E71224"/>
+    </inkml:brush>
+  </inkml:definitions>
+  <inkml:trace contextRef="#ctx0" brushRef="#br0">0 1 13651,'0'0'1464</inkml:trace>
+</inkml:ink>
 </file>
 
 <file path=word/theme/theme1.xml><?xml version="1.0" encoding="utf-8"?>
